--- a/receive_source/templates_docx/receive_specification_template.docx
+++ b/receive_source/templates_docx/receive_specification_template.docx
@@ -1,6 +1,6 @@
 
 <file path=word/document.xml><?xml version="1.0" encoding="utf-8"?>
-<w:document xmlns:wpc="http://schemas.microsoft.com/office/word/2010/wordprocessingCanvas" xmlns:cx="http://schemas.microsoft.com/office/drawing/2014/chartex" xmlns:cx1="http://schemas.microsoft.com/office/drawing/2015/9/8/chartex" xmlns:cx2="http://schemas.microsoft.com/office/drawing/2015/10/21/chartex" xmlns:cx3="http://schemas.microsoft.com/office/drawing/2016/5/9/chartex" xmlns:cx4="http://schemas.microsoft.com/office/drawing/2016/5/10/chartex" xmlns:cx5="http://schemas.microsoft.com/office/drawing/2016/5/11/chartex" xmlns:cx6="http://schemas.microsoft.com/office/drawing/2016/5/12/chartex" xmlns:cx7="http://schemas.microsoft.com/office/drawing/2016/5/13/chartex" xmlns:cx8="http://schemas.microsoft.com/office/drawing/2016/5/14/chartex" xmlns:mc="http://schemas.openxmlformats.org/markup-compatibility/2006" xmlns:aink="http://schemas.microsoft.com/office/drawing/2016/ink" xmlns:am3d="http://schemas.microsoft.com/office/drawing/2017/model3d" xmlns:o="urn:schemas-microsoft-com:office:office" xmlns:oel="http://schemas.microsoft.com/office/2019/extlst" xmlns:r="http://schemas.openxmlformats.org/officeDocument/2006/relationships" xmlns:m="http://schemas.openxmlformats.org/officeDocument/2006/math" xmlns:v="urn:schemas-microsoft-com:vml" xmlns:wp14="http://schemas.microsoft.com/office/word/2010/wordprocessingDrawing" xmlns:wp="http://schemas.openxmlformats.org/drawingml/2006/wordprocessingDrawing" xmlns:w10="urn:schemas-microsoft-com:office:word" xmlns:w="http://schemas.openxmlformats.org/wordprocessingml/2006/main" xmlns:w14="http://schemas.microsoft.com/office/word/2010/wordml" xmlns:w15="http://schemas.microsoft.com/office/word/2012/wordml" xmlns:w16cex="http://schemas.microsoft.com/office/word/2018/wordml/cex" xmlns:w16cid="http://schemas.microsoft.com/office/word/2016/wordml/cid" xmlns:w16="http://schemas.microsoft.com/office/word/2018/wordml" xmlns:w16sdtdh="http://schemas.microsoft.com/office/word/2020/wordml/sdtdatahash" xmlns:w16se="http://schemas.microsoft.com/office/word/2015/wordml/symex" xmlns:wpg="http://schemas.microsoft.com/office/word/2010/wordprocessingGroup" xmlns:wpi="http://schemas.microsoft.com/office/word/2010/wordprocessingInk" xmlns:wne="http://schemas.microsoft.com/office/word/2006/wordml" xmlns:wps="http://schemas.microsoft.com/office/word/2010/wordprocessingShape" mc:Ignorable="w14 w15 w16se w16cid w16 w16cex w16sdtdh wp14">
+<w:document xmlns:wpc="http://schemas.microsoft.com/office/word/2010/wordprocessingCanvas" xmlns:cx="http://schemas.microsoft.com/office/drawing/2014/chartex" xmlns:cx1="http://schemas.microsoft.com/office/drawing/2015/9/8/chartex" xmlns:cx2="http://schemas.microsoft.com/office/drawing/2015/10/21/chartex" xmlns:cx3="http://schemas.microsoft.com/office/drawing/2016/5/9/chartex" xmlns:cx4="http://schemas.microsoft.com/office/drawing/2016/5/10/chartex" xmlns:cx5="http://schemas.microsoft.com/office/drawing/2016/5/11/chartex" xmlns:cx6="http://schemas.microsoft.com/office/drawing/2016/5/12/chartex" xmlns:cx7="http://schemas.microsoft.com/office/drawing/2016/5/13/chartex" xmlns:cx8="http://schemas.microsoft.com/office/drawing/2016/5/14/chartex" xmlns:mc="http://schemas.openxmlformats.org/markup-compatibility/2006" xmlns:aink="http://schemas.microsoft.com/office/drawing/2016/ink" xmlns:am3d="http://schemas.microsoft.com/office/drawing/2017/model3d" xmlns:o="urn:schemas-microsoft-com:office:office" xmlns:r="http://schemas.openxmlformats.org/officeDocument/2006/relationships" xmlns:m="http://schemas.openxmlformats.org/officeDocument/2006/math" xmlns:v="urn:schemas-microsoft-com:vml" xmlns:wp14="http://schemas.microsoft.com/office/word/2010/wordprocessingDrawing" xmlns:wp="http://schemas.openxmlformats.org/drawingml/2006/wordprocessingDrawing" xmlns:w10="urn:schemas-microsoft-com:office:word" xmlns:w="http://schemas.openxmlformats.org/wordprocessingml/2006/main" xmlns:w14="http://schemas.microsoft.com/office/word/2010/wordml" xmlns:w15="http://schemas.microsoft.com/office/word/2012/wordml" xmlns:w16cex="http://schemas.microsoft.com/office/word/2018/wordml/cex" xmlns:w16cid="http://schemas.microsoft.com/office/word/2016/wordml/cid" xmlns:w16="http://schemas.microsoft.com/office/word/2018/wordml" xmlns:w16sdtdh="http://schemas.microsoft.com/office/word/2020/wordml/sdtdatahash" xmlns:w16se="http://schemas.microsoft.com/office/word/2015/wordml/symex" xmlns:wpg="http://schemas.microsoft.com/office/word/2010/wordprocessingGroup" xmlns:wpi="http://schemas.microsoft.com/office/word/2010/wordprocessingInk" xmlns:wne="http://schemas.microsoft.com/office/word/2006/wordml" xmlns:wps="http://schemas.microsoft.com/office/word/2010/wordprocessingShape" mc:Ignorable="w14 w15 w16se w16cid w16 w16cex w16sdtdh wp14">
   <w:body>
     <w:tbl>
       <w:tblPr>
@@ -142,7 +142,19 @@
                 <w:szCs w:val="24"/>
                 <w:rtl/>
               </w:rPr>
-              <w:t>مشخصات چشمه</w:t>
+              <w:t xml:space="preserve">مشخصات </w:t>
+            </w:r>
+            <w:proofErr w:type="spellStart"/>
+            <w:r>
+              <w:rPr>
+                <w:rFonts w:cs="B Nazanin" w:hint="cs"/>
+                <w:b/>
+                <w:bCs/>
+                <w:sz w:val="24"/>
+                <w:szCs w:val="24"/>
+                <w:rtl/>
+              </w:rPr>
+              <w:t>چشمه</w:t>
             </w:r>
             <w:r>
               <w:rPr>
@@ -155,16 +167,29 @@
               </w:rPr>
               <w:t>‌ها</w:t>
             </w:r>
-            <w:r>
-              <w:rPr>
-                <w:rFonts w:cs="B Nazanin" w:hint="cs"/>
-                <w:b/>
-                <w:bCs/>
-                <w:sz w:val="24"/>
-                <w:szCs w:val="24"/>
-                <w:rtl/>
-              </w:rPr>
-              <w:t>/پسماند</w:t>
+            <w:proofErr w:type="spellEnd"/>
+            <w:r>
+              <w:rPr>
+                <w:rFonts w:cs="B Nazanin" w:hint="cs"/>
+                <w:b/>
+                <w:bCs/>
+                <w:sz w:val="24"/>
+                <w:szCs w:val="24"/>
+                <w:rtl/>
+              </w:rPr>
+              <w:t>/</w:t>
+            </w:r>
+            <w:proofErr w:type="spellStart"/>
+            <w:r>
+              <w:rPr>
+                <w:rFonts w:cs="B Nazanin" w:hint="cs"/>
+                <w:b/>
+                <w:bCs/>
+                <w:sz w:val="24"/>
+                <w:szCs w:val="24"/>
+                <w:rtl/>
+              </w:rPr>
+              <w:t>پسماند</w:t>
             </w:r>
             <w:r>
               <w:rPr>
@@ -186,8 +211,57 @@
                 <w:szCs w:val="24"/>
                 <w:rtl/>
               </w:rPr>
-              <w:t>های پرتوزا جهت پسمانداری</w:t>
-            </w:r>
+              <w:t>های</w:t>
+            </w:r>
+            <w:proofErr w:type="spellEnd"/>
+            <w:r>
+              <w:rPr>
+                <w:rFonts w:cs="B Nazanin" w:hint="cs"/>
+                <w:b/>
+                <w:bCs/>
+                <w:sz w:val="24"/>
+                <w:szCs w:val="24"/>
+                <w:rtl/>
+              </w:rPr>
+              <w:t xml:space="preserve"> </w:t>
+            </w:r>
+            <w:proofErr w:type="spellStart"/>
+            <w:r>
+              <w:rPr>
+                <w:rFonts w:cs="B Nazanin" w:hint="cs"/>
+                <w:b/>
+                <w:bCs/>
+                <w:sz w:val="24"/>
+                <w:szCs w:val="24"/>
+                <w:rtl/>
+              </w:rPr>
+              <w:t>پرتوزا</w:t>
+            </w:r>
+            <w:proofErr w:type="spellEnd"/>
+            <w:r>
+              <w:rPr>
+                <w:rFonts w:cs="B Nazanin" w:hint="cs"/>
+                <w:b/>
+                <w:bCs/>
+                <w:sz w:val="24"/>
+                <w:szCs w:val="24"/>
+                <w:rtl/>
+              </w:rPr>
+              <w:t xml:space="preserve"> جهت </w:t>
+            </w:r>
+            <w:proofErr w:type="spellStart"/>
+            <w:r>
+              <w:rPr>
+                <w:rFonts w:cs="B Nazanin" w:hint="cs"/>
+                <w:b/>
+                <w:bCs/>
+                <w:sz w:val="24"/>
+                <w:szCs w:val="24"/>
+                <w:rtl/>
+              </w:rPr>
+              <w:t>پسمانداری</w:t>
+            </w:r>
+            <w:proofErr w:type="spellEnd"/>
           </w:p>
         </w:tc>
         <w:tc>
@@ -277,7 +351,59 @@
                 <w:szCs w:val="18"/>
                 <w:rtl/>
               </w:rPr>
-              <w:t>شرکت مدیریت پسماندهای پرتوزای ایران</w:t>
+              <w:t xml:space="preserve">شرکت مدیریت </w:t>
+            </w:r>
+            <w:proofErr w:type="spellStart"/>
+            <w:r>
+              <w:rPr>
+                <w:rFonts w:cs="B Nazanin" w:hint="cs"/>
+                <w:b/>
+                <w:bCs/>
+                <w:color w:val="385623"/>
+                <w:sz w:val="18"/>
+                <w:szCs w:val="18"/>
+                <w:rtl/>
+              </w:rPr>
+              <w:t>پسماندهای</w:t>
+            </w:r>
+            <w:proofErr w:type="spellEnd"/>
+            <w:r>
+              <w:rPr>
+                <w:rFonts w:cs="B Nazanin" w:hint="cs"/>
+                <w:b/>
+                <w:bCs/>
+                <w:color w:val="385623"/>
+                <w:sz w:val="18"/>
+                <w:szCs w:val="18"/>
+                <w:rtl/>
+              </w:rPr>
+              <w:t xml:space="preserve"> </w:t>
+            </w:r>
+            <w:proofErr w:type="spellStart"/>
+            <w:r>
+              <w:rPr>
+                <w:rFonts w:cs="B Nazanin" w:hint="cs"/>
+                <w:b/>
+                <w:bCs/>
+                <w:color w:val="385623"/>
+                <w:sz w:val="18"/>
+                <w:szCs w:val="18"/>
+                <w:rtl/>
+              </w:rPr>
+              <w:t>پرتوزای</w:t>
+            </w:r>
+            <w:proofErr w:type="spellEnd"/>
+            <w:r>
+              <w:rPr>
+                <w:rFonts w:cs="B Nazanin" w:hint="cs"/>
+                <w:b/>
+                <w:bCs/>
+                <w:color w:val="385623"/>
+                <w:sz w:val="18"/>
+                <w:szCs w:val="18"/>
+                <w:rtl/>
+              </w:rPr>
+              <w:t xml:space="preserve"> ایران</w:t>
             </w:r>
           </w:p>
         </w:tc>
@@ -847,16 +973,29 @@
                 <w:szCs w:val="24"/>
               </w:rPr>
             </w:pPr>
-            <w:r>
-              <w:rPr>
-                <w:rFonts w:cs="B Nazanin" w:hint="cs"/>
-                <w:b/>
-                <w:bCs/>
-                <w:sz w:val="24"/>
-                <w:szCs w:val="24"/>
-                <w:rtl/>
-              </w:rPr>
-              <w:t>شناسه ملی:</w:t>
+            <w:proofErr w:type="spellStart"/>
+            <w:r>
+              <w:rPr>
+                <w:rFonts w:cs="B Nazanin" w:hint="cs"/>
+                <w:b/>
+                <w:bCs/>
+                <w:sz w:val="24"/>
+                <w:szCs w:val="24"/>
+                <w:rtl/>
+              </w:rPr>
+              <w:t>شناسه</w:t>
+            </w:r>
+            <w:proofErr w:type="spellEnd"/>
+            <w:r>
+              <w:rPr>
+                <w:rFonts w:cs="B Nazanin" w:hint="cs"/>
+                <w:b/>
+                <w:bCs/>
+                <w:sz w:val="24"/>
+                <w:szCs w:val="24"/>
+                <w:rtl/>
+              </w:rPr>
+              <w:t xml:space="preserve"> ملی:</w:t>
             </w:r>
           </w:p>
         </w:tc>
@@ -921,87 +1060,8 @@
                 <w:sz w:val="24"/>
                 <w:szCs w:val="24"/>
                 <w:rtl/>
-                <w:lang w:bidi="ar-SA"/>
-              </w:rPr>
-            </w:pPr>
-            <w:r>
-              <w:rPr>
-                <w:rFonts w:cs="B Nazanin" w:hint="cs"/>
-                <w:noProof/>
-                <w:sz w:val="24"/>
-                <w:szCs w:val="24"/>
-                <w:rtl/>
-              </w:rPr>
-              <mc:AlternateContent>
-                <mc:Choice Requires="wps">
-                  <w:drawing>
-                    <wp:anchor distT="0" distB="0" distL="114300" distR="114300" simplePos="0" relativeHeight="251659264" behindDoc="0" locked="0" layoutInCell="1" allowOverlap="1" wp14:anchorId="7EE62851" wp14:editId="1665A3A3">
-                      <wp:simplePos x="0" y="0"/>
-                      <wp:positionH relativeFrom="column">
-                        <wp:posOffset>2046605</wp:posOffset>
-                      </wp:positionH>
-                      <wp:positionV relativeFrom="paragraph">
-                        <wp:posOffset>17145</wp:posOffset>
-                      </wp:positionV>
-                      <wp:extent cx="1656080" cy="228600"/>
-                      <wp:effectExtent l="0" t="0" r="20320" b="19050"/>
-                      <wp:wrapNone/>
-                      <wp:docPr id="1632839843" name="Rectangle: Rounded Corners 1"/>
-                      <wp:cNvGraphicFramePr/>
-                      <a:graphic xmlns:a="http://schemas.openxmlformats.org/drawingml/2006/main">
-                        <a:graphicData uri="http://schemas.microsoft.com/office/word/2010/wordprocessingShape">
-                          <wps:wsp>
-                            <wps:cNvSpPr/>
-                            <wps:spPr>
-                              <a:xfrm>
-                                <a:off x="0" y="0"/>
-                                <a:ext cx="1656080" cy="228600"/>
-                              </a:xfrm>
-                              <a:prstGeom prst="roundRect">
-                                <a:avLst/>
-                              </a:prstGeom>
-                            </wps:spPr>
-                            <wps:style>
-                              <a:lnRef idx="2">
-                                <a:schemeClr val="accent6"/>
-                              </a:lnRef>
-                              <a:fillRef idx="1">
-                                <a:schemeClr val="lt1"/>
-                              </a:fillRef>
-                              <a:effectRef idx="0">
-                                <a:schemeClr val="accent6"/>
-                              </a:effectRef>
-                              <a:fontRef idx="minor">
-                                <a:schemeClr val="dk1"/>
-                              </a:fontRef>
-                            </wps:style>
-                            <wps:bodyPr rot="0" spcFirstLastPara="0" vertOverflow="overflow" horzOverflow="overflow" vert="horz" wrap="square" lIns="91440" tIns="45720" rIns="91440" bIns="45720" numCol="1" spcCol="0" rtlCol="0" fromWordArt="0" anchor="ctr" anchorCtr="0" forceAA="0" compatLnSpc="1">
-                              <a:prstTxWarp prst="textNoShape">
-                                <a:avLst/>
-                              </a:prstTxWarp>
-                              <a:noAutofit/>
-                            </wps:bodyPr>
-                          </wps:wsp>
-                        </a:graphicData>
-                      </a:graphic>
-                      <wp14:sizeRelH relativeFrom="margin">
-                        <wp14:pctWidth>0</wp14:pctWidth>
-                      </wp14:sizeRelH>
-                      <wp14:sizeRelV relativeFrom="margin">
-                        <wp14:pctHeight>0</wp14:pctHeight>
-                      </wp14:sizeRelV>
-                    </wp:anchor>
-                  </w:drawing>
-                </mc:Choice>
-                <mc:Fallback xmlns:w16du="http://schemas.microsoft.com/office/word/2023/wordml/word16du">
-                  <w:pict>
-                    <v:roundrect w14:anchorId="24ABA444" id="Rectangle: Rounded Corners 1" o:spid="_x0000_s1026" style="position:absolute;margin-left:161.15pt;margin-top:1.35pt;width:130.4pt;height:18pt;z-index:251659264;visibility:visible;mso-wrap-style:square;mso-width-percent:0;mso-height-percent:0;mso-wrap-distance-left:9pt;mso-wrap-distance-top:0;mso-wrap-distance-right:9pt;mso-wrap-distance-bottom:0;mso-position-horizontal:absolute;mso-position-horizontal-relative:text;mso-position-vertical:absolute;mso-position-vertical-relative:text;mso-width-percent:0;mso-height-percent:0;mso-width-relative:margin;mso-height-relative:margin;v-text-anchor:middle" arcsize="10923f" o:gfxdata="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" fillcolor="white [3201]" strokecolor="#70ad47 [3209]" strokeweight="1pt">
-                      <v:stroke joinstyle="miter"/>
-                    </v:roundrect>
-                  </w:pict>
-                </mc:Fallback>
-              </mc:AlternateContent>
-            </w:r>
+              </w:rPr>
+            </w:pPr>
             <w:r>
               <w:rPr>
                 <w:rFonts w:cs="B Nazanin" w:hint="cs"/>
@@ -1038,9 +1098,8 @@
                 <w:sz w:val="24"/>
                 <w:szCs w:val="24"/>
                 <w:rtl/>
-                <w:lang w:bidi="ar-SA"/>
-              </w:rPr>
-              <w:t xml:space="preserve">  :</w:t>
+              </w:rPr>
+              <w:t>:</w:t>
             </w:r>
           </w:p>
         </w:tc>
@@ -1083,7 +1142,55 @@
                 <w:szCs w:val="24"/>
                 <w:rtl/>
               </w:rPr>
-              <w:t>مشخصات چشمه‌ها /پسماندهای جامد</w:t>
+              <w:t xml:space="preserve">مشخصات </w:t>
+            </w:r>
+            <w:proofErr w:type="spellStart"/>
+            <w:r>
+              <w:rPr>
+                <w:rFonts w:cs="B Nazanin" w:hint="cs"/>
+                <w:b/>
+                <w:bCs/>
+                <w:sz w:val="24"/>
+                <w:szCs w:val="24"/>
+                <w:rtl/>
+              </w:rPr>
+              <w:t>چشمه‌ها</w:t>
+            </w:r>
+            <w:proofErr w:type="spellEnd"/>
+            <w:r>
+              <w:rPr>
+                <w:rFonts w:cs="B Nazanin" w:hint="cs"/>
+                <w:b/>
+                <w:bCs/>
+                <w:sz w:val="24"/>
+                <w:szCs w:val="24"/>
+                <w:rtl/>
+              </w:rPr>
+              <w:t xml:space="preserve"> /</w:t>
+            </w:r>
+            <w:proofErr w:type="spellStart"/>
+            <w:r>
+              <w:rPr>
+                <w:rFonts w:cs="B Nazanin" w:hint="cs"/>
+                <w:b/>
+                <w:bCs/>
+                <w:sz w:val="24"/>
+                <w:szCs w:val="24"/>
+                <w:rtl/>
+              </w:rPr>
+              <w:t>پسماندهای</w:t>
+            </w:r>
+            <w:proofErr w:type="spellEnd"/>
+            <w:r>
+              <w:rPr>
+                <w:rFonts w:cs="B Nazanin" w:hint="cs"/>
+                <w:b/>
+                <w:bCs/>
+                <w:sz w:val="24"/>
+                <w:szCs w:val="24"/>
+                <w:rtl/>
+              </w:rPr>
+              <w:t xml:space="preserve"> جامد</w:t>
             </w:r>
           </w:p>
         </w:tc>
@@ -1313,8 +1420,19 @@
                 <w:szCs w:val="22"/>
                 <w:rtl/>
               </w:rPr>
-              <w:t>نیاز به شیلد</w:t>
-            </w:r>
+              <w:t xml:space="preserve">نیاز به </w:t>
+            </w:r>
+            <w:proofErr w:type="spellStart"/>
+            <w:r>
+              <w:rPr>
+                <w:rFonts w:cs="B Nazanin" w:hint="cs"/>
+                <w:sz w:val="22"/>
+                <w:szCs w:val="22"/>
+                <w:rtl/>
+              </w:rPr>
+              <w:t>شیلد</w:t>
+            </w:r>
+            <w:proofErr w:type="spellEnd"/>
           </w:p>
         </w:tc>
         <w:tc>
@@ -2864,7 +2982,7 @@
                 <w:rtl/>
                 <w:lang w:bidi="ar-SA"/>
               </w:rPr>
-              <w:t xml:space="preserve">تعداد پرسنل اعزامی:   کارشناس:  .......... تکنسین: .........  راننده: .......... </w:t>
+              <w:t xml:space="preserve">تعداد پرسنل اعزامی </w:t>
             </w:r>
           </w:p>
         </w:tc>
@@ -2899,7 +3017,7 @@
                 <w:rtl/>
                 <w:lang w:bidi="ar-SA"/>
               </w:rPr>
-              <w:t>تعداد روز ماموریت: ......... روز</w:t>
+              <w:t xml:space="preserve">تعداد روز ماموریت: </w:t>
             </w:r>
           </w:p>
         </w:tc>
@@ -3103,16 +3221,6 @@
                 <w:lang w:bidi="ar-SA"/>
               </w:rPr>
             </w:pPr>
-            <w:r>
-              <w:rPr>
-                <w:rFonts w:cs="B Nazanin" w:hint="cs"/>
-                <w:sz w:val="24"/>
-                <w:szCs w:val="24"/>
-                <w:rtl/>
-                <w:lang w:bidi="ar-SA"/>
-              </w:rPr>
-              <w:t>کارشناس:..........  تکنسین: .........  راننده: ..........</w:t>
-            </w:r>
           </w:p>
         </w:tc>
         <w:tc>
@@ -3172,16 +3280,6 @@
                 <w:szCs w:val="24"/>
               </w:rPr>
             </w:pPr>
-            <w:r>
-              <w:rPr>
-                <w:rFonts w:cs="B Nazanin" w:hint="cs"/>
-                <w:sz w:val="24"/>
-                <w:szCs w:val="24"/>
-                <w:rtl/>
-                <w:lang w:bidi="ar-SA"/>
-              </w:rPr>
-              <w:t>......... روز</w:t>
-            </w:r>
           </w:p>
         </w:tc>
       </w:tr>
@@ -3247,73 +3345,6 @@
                 <w:lang w:bidi="ar-SA"/>
               </w:rPr>
             </w:pPr>
-            <w:r>
-              <w:rPr>
-                <w:rFonts w:cs="B Nazanin" w:hint="cs"/>
-                <w:sz w:val="24"/>
-                <w:szCs w:val="24"/>
-                <w:rtl/>
-                <w:lang w:bidi="ar-SA"/>
-              </w:rPr>
-              <w:t xml:space="preserve">    </w:t>
-            </w:r>
-            <w:r>
-              <w:rPr>
-                <w:rFonts w:cs="B Nazanin" w:hint="cs"/>
-                <w:sz w:val="24"/>
-                <w:szCs w:val="24"/>
-                <w:lang w:bidi="ar-SA"/>
-              </w:rPr>
-              <w:sym w:font="Wingdings" w:char="F06F"/>
-            </w:r>
-            <w:r>
-              <w:rPr>
-                <w:rFonts w:cs="B Nazanin" w:hint="cs"/>
-                <w:sz w:val="24"/>
-                <w:szCs w:val="24"/>
-                <w:rtl/>
-                <w:lang w:bidi="ar-SA"/>
-              </w:rPr>
-              <w:t xml:space="preserve"> بنزینی    </w:t>
-            </w:r>
-            <w:r>
-              <w:rPr>
-                <w:rFonts w:cs="B Nazanin" w:hint="cs"/>
-                <w:sz w:val="24"/>
-                <w:szCs w:val="24"/>
-                <w:lang w:bidi="ar-SA"/>
-              </w:rPr>
-              <w:sym w:font="Wingdings" w:char="F06F"/>
-            </w:r>
-            <w:r>
-              <w:rPr>
-                <w:rFonts w:cs="B Nazanin" w:hint="cs"/>
-                <w:sz w:val="24"/>
-                <w:szCs w:val="24"/>
-                <w:rtl/>
-                <w:lang w:bidi="ar-SA"/>
-              </w:rPr>
-              <w:t xml:space="preserve"> گازوئیلی     </w:t>
-            </w:r>
-            <w:r>
-              <w:rPr>
-                <w:rFonts w:cs="B Nazanin" w:hint="cs"/>
-                <w:sz w:val="24"/>
-                <w:szCs w:val="24"/>
-                <w:lang w:bidi="ar-SA"/>
-              </w:rPr>
-              <w:sym w:font="Wingdings" w:char="F06F"/>
-            </w:r>
-            <w:r>
-              <w:rPr>
-                <w:rFonts w:cs="B Nazanin" w:hint="cs"/>
-                <w:sz w:val="24"/>
-                <w:szCs w:val="24"/>
-                <w:rtl/>
-                <w:lang w:bidi="ar-SA"/>
-              </w:rPr>
-              <w:t xml:space="preserve"> هواپیما      </w:t>
-            </w:r>
           </w:p>
         </w:tc>
         <w:tc>
@@ -3372,63 +3403,6 @@
                 <w:lang w:bidi="ar-SA"/>
               </w:rPr>
             </w:pPr>
-            <w:r>
-              <w:rPr>
-                <w:rFonts w:cs="B Nazanin" w:hint="cs"/>
-                <w:sz w:val="24"/>
-                <w:szCs w:val="24"/>
-                <w:lang w:bidi="ar-SA"/>
-              </w:rPr>
-              <w:sym w:font="Wingdings" w:char="F06F"/>
-            </w:r>
-            <w:r>
-              <w:rPr>
-                <w:rFonts w:cs="B Nazanin" w:hint="cs"/>
-                <w:sz w:val="24"/>
-                <w:szCs w:val="24"/>
-                <w:rtl/>
-                <w:lang w:bidi="ar-SA"/>
-              </w:rPr>
-              <w:t xml:space="preserve"> عادی     </w:t>
-            </w:r>
-            <w:r>
-              <w:rPr>
-                <w:rFonts w:cs="B Nazanin" w:hint="cs"/>
-                <w:sz w:val="24"/>
-                <w:szCs w:val="24"/>
-                <w:lang w:bidi="ar-SA"/>
-              </w:rPr>
-              <w:sym w:font="Wingdings" w:char="F06F"/>
-            </w:r>
-            <w:r>
-              <w:rPr>
-                <w:rFonts w:cs="B Nazanin" w:hint="cs"/>
-                <w:sz w:val="24"/>
-                <w:szCs w:val="24"/>
-                <w:rtl/>
-                <w:lang w:bidi="ar-SA"/>
-              </w:rPr>
-              <w:t xml:space="preserve"> متوسط       </w:t>
-            </w:r>
-            <w:r>
-              <w:rPr>
-                <w:rFonts w:cs="B Nazanin" w:hint="cs"/>
-                <w:sz w:val="24"/>
-                <w:szCs w:val="24"/>
-                <w:lang w:bidi="ar-SA"/>
-              </w:rPr>
-              <w:sym w:font="Wingdings" w:char="F06F"/>
-            </w:r>
-            <w:r>
-              <w:rPr>
-                <w:rFonts w:cs="B Nazanin" w:hint="cs"/>
-                <w:sz w:val="24"/>
-                <w:szCs w:val="24"/>
-                <w:rtl/>
-                <w:lang w:bidi="ar-SA"/>
-              </w:rPr>
-              <w:t xml:space="preserve">   سخت      </w:t>
-            </w:r>
           </w:p>
         </w:tc>
       </w:tr>
@@ -4122,7 +4096,31 @@
                 <w:szCs w:val="22"/>
                 <w:rtl/>
               </w:rPr>
-              <w:t xml:space="preserve">امور قراردادها </w:t>
+              <w:t xml:space="preserve">امور </w:t>
+            </w:r>
+            <w:proofErr w:type="spellStart"/>
+            <w:r>
+              <w:rPr>
+                <w:rFonts w:cs="B Nazanin" w:hint="cs"/>
+                <w:b/>
+                <w:bCs/>
+                <w:sz w:val="22"/>
+                <w:szCs w:val="22"/>
+                <w:rtl/>
+              </w:rPr>
+              <w:t>قراردادها</w:t>
+            </w:r>
+            <w:proofErr w:type="spellEnd"/>
+            <w:r>
+              <w:rPr>
+                <w:rFonts w:cs="B Nazanin" w:hint="cs"/>
+                <w:b/>
+                <w:bCs/>
+                <w:sz w:val="22"/>
+                <w:szCs w:val="22"/>
+                <w:rtl/>
+              </w:rPr>
+              <w:t xml:space="preserve"> </w:t>
             </w:r>
             <w:r>
               <w:rPr>
@@ -4295,6 +4293,7 @@
                       <w:rtl/>
                     </w:rPr>
                   </w:pPr>
+                  <w:proofErr w:type="spellStart"/>
                   <w:r>
                     <w:rPr>
                       <w:rFonts w:cs="B Nazanin" w:hint="cs"/>
@@ -4302,7 +4301,17 @@
                       <w:szCs w:val="24"/>
                       <w:rtl/>
                     </w:rPr>
-                    <w:t xml:space="preserve">مدیرعملیات و بهسازی                                    </w:t>
+                    <w:t>مدیرعملیات</w:t>
+                  </w:r>
+                  <w:proofErr w:type="spellEnd"/>
+                  <w:r>
+                    <w:rPr>
+                      <w:rFonts w:cs="B Nazanin" w:hint="cs"/>
+                      <w:sz w:val="24"/>
+                      <w:szCs w:val="24"/>
+                      <w:rtl/>
+                    </w:rPr>
+                    <w:t xml:space="preserve"> و بهسازی                                    </w:t>
                   </w:r>
                 </w:p>
               </w:tc>
@@ -4369,6 +4378,7 @@
                       <w:rtl/>
                     </w:rPr>
                   </w:pPr>
+                  <w:proofErr w:type="spellStart"/>
                   <w:r>
                     <w:rPr>
                       <w:rFonts w:cs="B Nazanin" w:hint="cs"/>
@@ -4376,7 +4386,17 @@
                       <w:szCs w:val="24"/>
                       <w:rtl/>
                     </w:rPr>
-                    <w:t xml:space="preserve">مدیرکنترل عملیات پرتوی و صنعتی </w:t>
+                    <w:t>مدیرکنترل</w:t>
+                  </w:r>
+                  <w:proofErr w:type="spellEnd"/>
+                  <w:r>
+                    <w:rPr>
+                      <w:rFonts w:cs="B Nazanin" w:hint="cs"/>
+                      <w:sz w:val="24"/>
+                      <w:szCs w:val="24"/>
+                      <w:rtl/>
+                    </w:rPr>
+                    <w:t xml:space="preserve"> عملیات پرتوی و صنعتی </w:t>
                   </w:r>
                   <w:r>
                     <w:rPr>
@@ -4461,7 +4481,27 @@
                       <w:szCs w:val="24"/>
                       <w:rtl/>
                     </w:rPr>
-                    <w:t xml:space="preserve">معاون عملیات و بهره‌برداری                   </w:t>
+                    <w:t xml:space="preserve">معاون عملیات و </w:t>
+                  </w:r>
+                  <w:proofErr w:type="spellStart"/>
+                  <w:r>
+                    <w:rPr>
+                      <w:rFonts w:cs="B Nazanin" w:hint="cs"/>
+                      <w:sz w:val="24"/>
+                      <w:szCs w:val="24"/>
+                      <w:rtl/>
+                    </w:rPr>
+                    <w:t>بهره‌برداری</w:t>
+                  </w:r>
+                  <w:proofErr w:type="spellEnd"/>
+                  <w:r>
+                    <w:rPr>
+                      <w:rFonts w:cs="B Nazanin" w:hint="cs"/>
+                      <w:sz w:val="24"/>
+                      <w:szCs w:val="24"/>
+                      <w:rtl/>
+                    </w:rPr>
+                    <w:t xml:space="preserve">                   </w:t>
                   </w:r>
                 </w:p>
               </w:tc>
@@ -4779,7 +4819,7 @@
 </file>
 
 <file path=word/endnotes.xml><?xml version="1.0" encoding="utf-8"?>
-<w:endnotes xmlns:wpc="http://schemas.microsoft.com/office/word/2010/wordprocessingCanvas" xmlns:cx="http://schemas.microsoft.com/office/drawing/2014/chartex" xmlns:cx1="http://schemas.microsoft.com/office/drawing/2015/9/8/chartex" xmlns:cx2="http://schemas.microsoft.com/office/drawing/2015/10/21/chartex" xmlns:cx3="http://schemas.microsoft.com/office/drawing/2016/5/9/chartex" xmlns:cx4="http://schemas.microsoft.com/office/drawing/2016/5/10/chartex" xmlns:cx5="http://schemas.microsoft.com/office/drawing/2016/5/11/chartex" xmlns:cx6="http://schemas.microsoft.com/office/drawing/2016/5/12/chartex" xmlns:cx7="http://schemas.microsoft.com/office/drawing/2016/5/13/chartex" xmlns:cx8="http://schemas.microsoft.com/office/drawing/2016/5/14/chartex" xmlns:mc="http://schemas.openxmlformats.org/markup-compatibility/2006" xmlns:aink="http://schemas.microsoft.com/office/drawing/2016/ink" xmlns:am3d="http://schemas.microsoft.com/office/drawing/2017/model3d" xmlns:o="urn:schemas-microsoft-com:office:office" xmlns:oel="http://schemas.microsoft.com/office/2019/extlst" xmlns:r="http://schemas.openxmlformats.org/officeDocument/2006/relationships" xmlns:m="http://schemas.openxmlformats.org/officeDocument/2006/math" xmlns:v="urn:schemas-microsoft-com:vml" xmlns:wp14="http://schemas.microsoft.com/office/word/2010/wordprocessingDrawing" xmlns:wp="http://schemas.openxmlformats.org/drawingml/2006/wordprocessingDrawing" xmlns:w10="urn:schemas-microsoft-com:office:word" xmlns:w="http://schemas.openxmlformats.org/wordprocessingml/2006/main" xmlns:w14="http://schemas.microsoft.com/office/word/2010/wordml" xmlns:w15="http://schemas.microsoft.com/office/word/2012/wordml" xmlns:w16cex="http://schemas.microsoft.com/office/word/2018/wordml/cex" xmlns:w16cid="http://schemas.microsoft.com/office/word/2016/wordml/cid" xmlns:w16="http://schemas.microsoft.com/office/word/2018/wordml" xmlns:w16sdtdh="http://schemas.microsoft.com/office/word/2020/wordml/sdtdatahash" xmlns:w16se="http://schemas.microsoft.com/office/word/2015/wordml/symex" xmlns:wpg="http://schemas.microsoft.com/office/word/2010/wordprocessingGroup" xmlns:wpi="http://schemas.microsoft.com/office/word/2010/wordprocessingInk" xmlns:wne="http://schemas.microsoft.com/office/word/2006/wordml" xmlns:wps="http://schemas.microsoft.com/office/word/2010/wordprocessingShape" mc:Ignorable="w14 w15 w16se w16cid w16 w16cex w16sdtdh wp14">
+<w:endnotes xmlns:wpc="http://schemas.microsoft.com/office/word/2010/wordprocessingCanvas" xmlns:cx="http://schemas.microsoft.com/office/drawing/2014/chartex" xmlns:cx1="http://schemas.microsoft.com/office/drawing/2015/9/8/chartex" xmlns:cx2="http://schemas.microsoft.com/office/drawing/2015/10/21/chartex" xmlns:cx3="http://schemas.microsoft.com/office/drawing/2016/5/9/chartex" xmlns:cx4="http://schemas.microsoft.com/office/drawing/2016/5/10/chartex" xmlns:cx5="http://schemas.microsoft.com/office/drawing/2016/5/11/chartex" xmlns:cx6="http://schemas.microsoft.com/office/drawing/2016/5/12/chartex" xmlns:cx7="http://schemas.microsoft.com/office/drawing/2016/5/13/chartex" xmlns:cx8="http://schemas.microsoft.com/office/drawing/2016/5/14/chartex" xmlns:mc="http://schemas.openxmlformats.org/markup-compatibility/2006" xmlns:aink="http://schemas.microsoft.com/office/drawing/2016/ink" xmlns:am3d="http://schemas.microsoft.com/office/drawing/2017/model3d" xmlns:o="urn:schemas-microsoft-com:office:office" xmlns:r="http://schemas.openxmlformats.org/officeDocument/2006/relationships" xmlns:m="http://schemas.openxmlformats.org/officeDocument/2006/math" xmlns:v="urn:schemas-microsoft-com:vml" xmlns:wp14="http://schemas.microsoft.com/office/word/2010/wordprocessingDrawing" xmlns:wp="http://schemas.openxmlformats.org/drawingml/2006/wordprocessingDrawing" xmlns:w10="urn:schemas-microsoft-com:office:word" xmlns:w="http://schemas.openxmlformats.org/wordprocessingml/2006/main" xmlns:w14="http://schemas.microsoft.com/office/word/2010/wordml" xmlns:w15="http://schemas.microsoft.com/office/word/2012/wordml" xmlns:w16cex="http://schemas.microsoft.com/office/word/2018/wordml/cex" xmlns:w16cid="http://schemas.microsoft.com/office/word/2016/wordml/cid" xmlns:w16="http://schemas.microsoft.com/office/word/2018/wordml" xmlns:w16sdtdh="http://schemas.microsoft.com/office/word/2020/wordml/sdtdatahash" xmlns:w16se="http://schemas.microsoft.com/office/word/2015/wordml/symex" xmlns:wpg="http://schemas.microsoft.com/office/word/2010/wordprocessingGroup" xmlns:wpi="http://schemas.microsoft.com/office/word/2010/wordprocessingInk" xmlns:wne="http://schemas.microsoft.com/office/word/2006/wordml" xmlns:wps="http://schemas.microsoft.com/office/word/2010/wordprocessingShape" mc:Ignorable="w14 w15 w16se w16cid w16 w16cex w16sdtdh wp14">
   <w:endnote w:type="separator" w:id="-1">
     <w:p>
       <w:r>
@@ -4798,7 +4838,7 @@
 </file>
 
 <file path=word/footer1.xml><?xml version="1.0" encoding="utf-8"?>
-<w:ftr xmlns:wpc="http://schemas.microsoft.com/office/word/2010/wordprocessingCanvas" xmlns:cx="http://schemas.microsoft.com/office/drawing/2014/chartex" xmlns:cx1="http://schemas.microsoft.com/office/drawing/2015/9/8/chartex" xmlns:cx2="http://schemas.microsoft.com/office/drawing/2015/10/21/chartex" xmlns:cx3="http://schemas.microsoft.com/office/drawing/2016/5/9/chartex" xmlns:cx4="http://schemas.microsoft.com/office/drawing/2016/5/10/chartex" xmlns:cx5="http://schemas.microsoft.com/office/drawing/2016/5/11/chartex" xmlns:cx6="http://schemas.microsoft.com/office/drawing/2016/5/12/chartex" xmlns:cx7="http://schemas.microsoft.com/office/drawing/2016/5/13/chartex" xmlns:cx8="http://schemas.microsoft.com/office/drawing/2016/5/14/chartex" xmlns:mc="http://schemas.openxmlformats.org/markup-compatibility/2006" xmlns:aink="http://schemas.microsoft.com/office/drawing/2016/ink" xmlns:am3d="http://schemas.microsoft.com/office/drawing/2017/model3d" xmlns:o="urn:schemas-microsoft-com:office:office" xmlns:oel="http://schemas.microsoft.com/office/2019/extlst" xmlns:r="http://schemas.openxmlformats.org/officeDocument/2006/relationships" xmlns:m="http://schemas.openxmlformats.org/officeDocument/2006/math" xmlns:v="urn:schemas-microsoft-com:vml" xmlns:wp14="http://schemas.microsoft.com/office/word/2010/wordprocessingDrawing" xmlns:wp="http://schemas.openxmlformats.org/drawingml/2006/wordprocessingDrawing" xmlns:w10="urn:schemas-microsoft-com:office:word" xmlns:w="http://schemas.openxmlformats.org/wordprocessingml/2006/main" xmlns:w14="http://schemas.microsoft.com/office/word/2010/wordml" xmlns:w15="http://schemas.microsoft.com/office/word/2012/wordml" xmlns:w16cex="http://schemas.microsoft.com/office/word/2018/wordml/cex" xmlns:w16cid="http://schemas.microsoft.com/office/word/2016/wordml/cid" xmlns:w16="http://schemas.microsoft.com/office/word/2018/wordml" xmlns:w16sdtdh="http://schemas.microsoft.com/office/word/2020/wordml/sdtdatahash" xmlns:w16se="http://schemas.microsoft.com/office/word/2015/wordml/symex" xmlns:wpg="http://schemas.microsoft.com/office/word/2010/wordprocessingGroup" xmlns:wpi="http://schemas.microsoft.com/office/word/2010/wordprocessingInk" xmlns:wne="http://schemas.microsoft.com/office/word/2006/wordml" xmlns:wps="http://schemas.microsoft.com/office/word/2010/wordprocessingShape" mc:Ignorable="w14 w15 w16se w16cid w16 w16cex w16sdtdh wp14">
+<w:ftr xmlns:wpc="http://schemas.microsoft.com/office/word/2010/wordprocessingCanvas" xmlns:cx="http://schemas.microsoft.com/office/drawing/2014/chartex" xmlns:cx1="http://schemas.microsoft.com/office/drawing/2015/9/8/chartex" xmlns:cx2="http://schemas.microsoft.com/office/drawing/2015/10/21/chartex" xmlns:cx3="http://schemas.microsoft.com/office/drawing/2016/5/9/chartex" xmlns:cx4="http://schemas.microsoft.com/office/drawing/2016/5/10/chartex" xmlns:cx5="http://schemas.microsoft.com/office/drawing/2016/5/11/chartex" xmlns:cx6="http://schemas.microsoft.com/office/drawing/2016/5/12/chartex" xmlns:cx7="http://schemas.microsoft.com/office/drawing/2016/5/13/chartex" xmlns:cx8="http://schemas.microsoft.com/office/drawing/2016/5/14/chartex" xmlns:mc="http://schemas.openxmlformats.org/markup-compatibility/2006" xmlns:aink="http://schemas.microsoft.com/office/drawing/2016/ink" xmlns:am3d="http://schemas.microsoft.com/office/drawing/2017/model3d" xmlns:o="urn:schemas-microsoft-com:office:office" xmlns:r="http://schemas.openxmlformats.org/officeDocument/2006/relationships" xmlns:m="http://schemas.openxmlformats.org/officeDocument/2006/math" xmlns:v="urn:schemas-microsoft-com:vml" xmlns:wp14="http://schemas.microsoft.com/office/word/2010/wordprocessingDrawing" xmlns:wp="http://schemas.openxmlformats.org/drawingml/2006/wordprocessingDrawing" xmlns:w10="urn:schemas-microsoft-com:office:word" xmlns:w="http://schemas.openxmlformats.org/wordprocessingml/2006/main" xmlns:w14="http://schemas.microsoft.com/office/word/2010/wordml" xmlns:w15="http://schemas.microsoft.com/office/word/2012/wordml" xmlns:w16cex="http://schemas.microsoft.com/office/word/2018/wordml/cex" xmlns:w16cid="http://schemas.microsoft.com/office/word/2016/wordml/cid" xmlns:w16="http://schemas.microsoft.com/office/word/2018/wordml" xmlns:w16sdtdh="http://schemas.microsoft.com/office/word/2020/wordml/sdtdatahash" xmlns:w16se="http://schemas.microsoft.com/office/word/2015/wordml/symex" xmlns:wpg="http://schemas.microsoft.com/office/word/2010/wordprocessingGroup" xmlns:wpi="http://schemas.microsoft.com/office/word/2010/wordprocessingInk" xmlns:wne="http://schemas.microsoft.com/office/word/2006/wordml" xmlns:wps="http://schemas.microsoft.com/office/word/2010/wordprocessingShape" mc:Ignorable="w14 w15 w16se w16cid w16 w16cex w16sdtdh wp14">
   <w:p>
     <w:pPr>
       <w:pStyle w:val="Footer"/>
@@ -4838,6 +4878,7 @@
               <w:rtl/>
             </w:rPr>
           </w:pPr>
+          <w:proofErr w:type="spellStart"/>
           <w:r>
             <w:rPr>
               <w:rFonts w:ascii="Calibri" w:eastAsia="Calibri" w:hAnsi="Calibri" w:cs="B Zar" w:hint="cs"/>
@@ -4847,7 +4888,19 @@
               <w:szCs w:val="18"/>
               <w:rtl/>
             </w:rPr>
-            <w:t>توزيع نسخ</w:t>
+            <w:t>توزيع</w:t>
+          </w:r>
+          <w:proofErr w:type="spellEnd"/>
+          <w:r>
+            <w:rPr>
+              <w:rFonts w:ascii="Calibri" w:eastAsia="Calibri" w:hAnsi="Calibri" w:cs="B Zar" w:hint="cs"/>
+              <w:b/>
+              <w:bCs/>
+              <w:sz w:val="18"/>
+              <w:szCs w:val="18"/>
+              <w:rtl/>
+            </w:rPr>
+            <w:t xml:space="preserve"> نسخ</w:t>
           </w:r>
           <w:r>
             <w:rPr>
@@ -4865,8 +4918,39 @@
               <w:szCs w:val="18"/>
               <w:rtl/>
             </w:rPr>
-            <w:t xml:space="preserve"> معاونت عملیات و بهره برداری/ مدیریت عملیات وبهسازی / مدیریت کنترل عملیات پرتوی و صنعتی /مدیریت پشتیبانی و امور قراردادها</w:t>
+            <w:t xml:space="preserve"> معاونت عملیات و بهره برداری/ مدیریت عملیات </w:t>
           </w:r>
+          <w:proofErr w:type="spellStart"/>
+          <w:r>
+            <w:rPr>
+              <w:rFonts w:ascii="Calibri" w:eastAsia="Calibri" w:hAnsi="Calibri" w:cs="B Zar" w:hint="cs"/>
+              <w:sz w:val="18"/>
+              <w:szCs w:val="18"/>
+              <w:rtl/>
+            </w:rPr>
+            <w:t>وبهسازی</w:t>
+          </w:r>
+          <w:proofErr w:type="spellEnd"/>
+          <w:r>
+            <w:rPr>
+              <w:rFonts w:ascii="Calibri" w:eastAsia="Calibri" w:hAnsi="Calibri" w:cs="B Zar" w:hint="cs"/>
+              <w:sz w:val="18"/>
+              <w:szCs w:val="18"/>
+              <w:rtl/>
+            </w:rPr>
+            <w:t xml:space="preserve"> / مدیریت کنترل عملیات پرتوی و صنعتی /مدیریت پشتیبانی و امور </w:t>
+          </w:r>
+          <w:proofErr w:type="spellStart"/>
+          <w:r>
+            <w:rPr>
+              <w:rFonts w:ascii="Calibri" w:eastAsia="Calibri" w:hAnsi="Calibri" w:cs="B Zar" w:hint="cs"/>
+              <w:sz w:val="18"/>
+              <w:szCs w:val="18"/>
+              <w:rtl/>
+            </w:rPr>
+            <w:t>قراردادها</w:t>
+          </w:r>
+          <w:proofErr w:type="spellEnd"/>
         </w:p>
       </w:tc>
       <w:tc>
@@ -4887,6 +4971,7 @@
               <w:docPartUnique/>
             </w:docPartObj>
           </w:sdtPr>
+          <w:sdtEndPr/>
           <w:sdtContent>
             <w:p>
               <w:pPr>
@@ -4920,7 +5005,7 @@
 </file>
 
 <file path=word/footnotes.xml><?xml version="1.0" encoding="utf-8"?>
-<w:footnotes xmlns:wpc="http://schemas.microsoft.com/office/word/2010/wordprocessingCanvas" xmlns:cx="http://schemas.microsoft.com/office/drawing/2014/chartex" xmlns:cx1="http://schemas.microsoft.com/office/drawing/2015/9/8/chartex" xmlns:cx2="http://schemas.microsoft.com/office/drawing/2015/10/21/chartex" xmlns:cx3="http://schemas.microsoft.com/office/drawing/2016/5/9/chartex" xmlns:cx4="http://schemas.microsoft.com/office/drawing/2016/5/10/chartex" xmlns:cx5="http://schemas.microsoft.com/office/drawing/2016/5/11/chartex" xmlns:cx6="http://schemas.microsoft.com/office/drawing/2016/5/12/chartex" xmlns:cx7="http://schemas.microsoft.com/office/drawing/2016/5/13/chartex" xmlns:cx8="http://schemas.microsoft.com/office/drawing/2016/5/14/chartex" xmlns:mc="http://schemas.openxmlformats.org/markup-compatibility/2006" xmlns:aink="http://schemas.microsoft.com/office/drawing/2016/ink" xmlns:am3d="http://schemas.microsoft.com/office/drawing/2017/model3d" xmlns:o="urn:schemas-microsoft-com:office:office" xmlns:oel="http://schemas.microsoft.com/office/2019/extlst" xmlns:r="http://schemas.openxmlformats.org/officeDocument/2006/relationships" xmlns:m="http://schemas.openxmlformats.org/officeDocument/2006/math" xmlns:v="urn:schemas-microsoft-com:vml" xmlns:wp14="http://schemas.microsoft.com/office/word/2010/wordprocessingDrawing" xmlns:wp="http://schemas.openxmlformats.org/drawingml/2006/wordprocessingDrawing" xmlns:w10="urn:schemas-microsoft-com:office:word" xmlns:w="http://schemas.openxmlformats.org/wordprocessingml/2006/main" xmlns:w14="http://schemas.microsoft.com/office/word/2010/wordml" xmlns:w15="http://schemas.microsoft.com/office/word/2012/wordml" xmlns:w16cex="http://schemas.microsoft.com/office/word/2018/wordml/cex" xmlns:w16cid="http://schemas.microsoft.com/office/word/2016/wordml/cid" xmlns:w16="http://schemas.microsoft.com/office/word/2018/wordml" xmlns:w16sdtdh="http://schemas.microsoft.com/office/word/2020/wordml/sdtdatahash" xmlns:w16se="http://schemas.microsoft.com/office/word/2015/wordml/symex" xmlns:wpg="http://schemas.microsoft.com/office/word/2010/wordprocessingGroup" xmlns:wpi="http://schemas.microsoft.com/office/word/2010/wordprocessingInk" xmlns:wne="http://schemas.microsoft.com/office/word/2006/wordml" xmlns:wps="http://schemas.microsoft.com/office/word/2010/wordprocessingShape" mc:Ignorable="w14 w15 w16se w16cid w16 w16cex w16sdtdh wp14">
+<w:footnotes xmlns:wpc="http://schemas.microsoft.com/office/word/2010/wordprocessingCanvas" xmlns:cx="http://schemas.microsoft.com/office/drawing/2014/chartex" xmlns:cx1="http://schemas.microsoft.com/office/drawing/2015/9/8/chartex" xmlns:cx2="http://schemas.microsoft.com/office/drawing/2015/10/21/chartex" xmlns:cx3="http://schemas.microsoft.com/office/drawing/2016/5/9/chartex" xmlns:cx4="http://schemas.microsoft.com/office/drawing/2016/5/10/chartex" xmlns:cx5="http://schemas.microsoft.com/office/drawing/2016/5/11/chartex" xmlns:cx6="http://schemas.microsoft.com/office/drawing/2016/5/12/chartex" xmlns:cx7="http://schemas.microsoft.com/office/drawing/2016/5/13/chartex" xmlns:cx8="http://schemas.microsoft.com/office/drawing/2016/5/14/chartex" xmlns:mc="http://schemas.openxmlformats.org/markup-compatibility/2006" xmlns:aink="http://schemas.microsoft.com/office/drawing/2016/ink" xmlns:am3d="http://schemas.microsoft.com/office/drawing/2017/model3d" xmlns:o="urn:schemas-microsoft-com:office:office" xmlns:r="http://schemas.openxmlformats.org/officeDocument/2006/relationships" xmlns:m="http://schemas.openxmlformats.org/officeDocument/2006/math" xmlns:v="urn:schemas-microsoft-com:vml" xmlns:wp14="http://schemas.microsoft.com/office/word/2010/wordprocessingDrawing" xmlns:wp="http://schemas.openxmlformats.org/drawingml/2006/wordprocessingDrawing" xmlns:w10="urn:schemas-microsoft-com:office:word" xmlns:w="http://schemas.openxmlformats.org/wordprocessingml/2006/main" xmlns:w14="http://schemas.microsoft.com/office/word/2010/wordml" xmlns:w15="http://schemas.microsoft.com/office/word/2012/wordml" xmlns:w16cex="http://schemas.microsoft.com/office/word/2018/wordml/cex" xmlns:w16cid="http://schemas.microsoft.com/office/word/2016/wordml/cid" xmlns:w16="http://schemas.microsoft.com/office/word/2018/wordml" xmlns:w16sdtdh="http://schemas.microsoft.com/office/word/2020/wordml/sdtdatahash" xmlns:w16se="http://schemas.microsoft.com/office/word/2015/wordml/symex" xmlns:wpg="http://schemas.microsoft.com/office/word/2010/wordprocessingGroup" xmlns:wpi="http://schemas.microsoft.com/office/word/2010/wordprocessingInk" xmlns:wne="http://schemas.microsoft.com/office/word/2006/wordml" xmlns:wps="http://schemas.microsoft.com/office/word/2010/wordprocessingShape" mc:Ignorable="w14 w15 w16se w16cid w16 w16cex w16sdtdh wp14">
   <w:footnote w:type="separator" w:id="-1">
     <w:p>
       <w:r>

--- a/receive_source/templates_docx/receive_specification_template.docx
+++ b/receive_source/templates_docx/receive_specification_template.docx
@@ -615,13 +615,12 @@
       </w:tblPr>
       <w:tblGrid>
         <w:gridCol w:w="315"/>
-        <w:gridCol w:w="1613"/>
-        <w:gridCol w:w="284"/>
-        <w:gridCol w:w="37"/>
-        <w:gridCol w:w="1133"/>
-        <w:gridCol w:w="445"/>
-        <w:gridCol w:w="273"/>
-        <w:gridCol w:w="712"/>
+        <w:gridCol w:w="1530"/>
+        <w:gridCol w:w="83"/>
+        <w:gridCol w:w="1087"/>
+        <w:gridCol w:w="630"/>
+        <w:gridCol w:w="182"/>
+        <w:gridCol w:w="985"/>
         <w:gridCol w:w="569"/>
         <w:gridCol w:w="6"/>
         <w:gridCol w:w="245"/>
@@ -644,7 +643,7 @@
         <w:tc>
           <w:tcPr>
             <w:tcW w:w="10490" w:type="dxa"/>
-            <w:gridSpan w:val="21"/>
+            <w:gridSpan w:val="20"/>
             <w:tcBorders>
               <w:top w:val="single" w:sz="12" w:space="0" w:color="auto"/>
               <w:bottom w:val="single" w:sz="12" w:space="0" w:color="auto"/>
@@ -697,7 +696,7 @@
         <w:tc>
           <w:tcPr>
             <w:tcW w:w="1928" w:type="dxa"/>
-            <w:gridSpan w:val="2"/>
+            <w:gridSpan w:val="3"/>
             <w:tcBorders>
               <w:top w:val="single" w:sz="12" w:space="0" w:color="auto"/>
               <w:bottom w:val="single" w:sz="4" w:space="0" w:color="auto"/>
@@ -760,7 +759,7 @@
         <w:tc>
           <w:tcPr>
             <w:tcW w:w="3459" w:type="dxa"/>
-            <w:gridSpan w:val="8"/>
+            <w:gridSpan w:val="6"/>
             <w:tcBorders>
               <w:top w:val="single" w:sz="12" w:space="0" w:color="auto"/>
               <w:bottom w:val="single" w:sz="4" w:space="0" w:color="auto"/>
@@ -837,7 +836,7 @@
         <w:tc>
           <w:tcPr>
             <w:tcW w:w="1928" w:type="dxa"/>
-            <w:gridSpan w:val="2"/>
+            <w:gridSpan w:val="3"/>
             <w:tcBorders>
               <w:top w:val="single" w:sz="4" w:space="0" w:color="auto"/>
               <w:bottom w:val="single" w:sz="4" w:space="0" w:color="auto"/>
@@ -890,7 +889,7 @@
         <w:tc>
           <w:tcPr>
             <w:tcW w:w="8562" w:type="dxa"/>
-            <w:gridSpan w:val="19"/>
+            <w:gridSpan w:val="17"/>
             <w:tcBorders>
               <w:top w:val="single" w:sz="4" w:space="0" w:color="auto"/>
               <w:bottom w:val="single" w:sz="4" w:space="0" w:color="auto"/>
@@ -953,7 +952,7 @@
         <w:tc>
           <w:tcPr>
             <w:tcW w:w="3119" w:type="dxa"/>
-            <w:gridSpan w:val="8"/>
+            <w:gridSpan w:val="7"/>
             <w:tcBorders>
               <w:top w:val="single" w:sz="4" w:space="0" w:color="auto"/>
               <w:bottom w:val="single" w:sz="4" w:space="0" w:color="auto"/>
@@ -1043,7 +1042,7 @@
         <w:tc>
           <w:tcPr>
             <w:tcW w:w="10490" w:type="dxa"/>
-            <w:gridSpan w:val="21"/>
+            <w:gridSpan w:val="20"/>
             <w:tcBorders>
               <w:top w:val="single" w:sz="4" w:space="0" w:color="auto"/>
               <w:bottom w:val="single" w:sz="12" w:space="0" w:color="auto"/>
@@ -1112,7 +1111,7 @@
         <w:tc>
           <w:tcPr>
             <w:tcW w:w="10490" w:type="dxa"/>
-            <w:gridSpan w:val="21"/>
+            <w:gridSpan w:val="20"/>
             <w:tcBorders>
               <w:top w:val="single" w:sz="12" w:space="0" w:color="auto"/>
               <w:bottom w:val="single" w:sz="12" w:space="0" w:color="auto"/>
@@ -1227,8 +1226,7 @@
         </w:tc>
         <w:tc>
           <w:tcPr>
-            <w:tcW w:w="1934" w:type="dxa"/>
-            <w:gridSpan w:val="3"/>
+            <w:tcW w:w="1530" w:type="dxa"/>
             <w:vMerge w:val="restart"/>
             <w:tcBorders>
               <w:top w:val="single" w:sz="12" w:space="0" w:color="auto"/>
@@ -1272,7 +1270,8 @@
         </w:tc>
         <w:tc>
           <w:tcPr>
-            <w:tcW w:w="1133" w:type="dxa"/>
+            <w:tcW w:w="1170" w:type="dxa"/>
+            <w:gridSpan w:val="2"/>
             <w:vMerge w:val="restart"/>
             <w:tcBorders>
               <w:top w:val="single" w:sz="12" w:space="0" w:color="auto"/>
@@ -1325,8 +1324,7 @@
         </w:tc>
         <w:tc>
           <w:tcPr>
-            <w:tcW w:w="718" w:type="dxa"/>
-            <w:gridSpan w:val="2"/>
+            <w:tcW w:w="630" w:type="dxa"/>
             <w:vMerge w:val="restart"/>
             <w:tcBorders>
               <w:top w:val="single" w:sz="12" w:space="0" w:color="auto"/>
@@ -1360,7 +1358,8 @@
         </w:tc>
         <w:tc>
           <w:tcPr>
-            <w:tcW w:w="712" w:type="dxa"/>
+            <w:tcW w:w="1167" w:type="dxa"/>
+            <w:gridSpan w:val="2"/>
             <w:vMerge w:val="restart"/>
             <w:tcBorders>
               <w:top w:val="single" w:sz="12" w:space="0" w:color="auto"/>
@@ -1607,8 +1606,7 @@
         </w:tc>
         <w:tc>
           <w:tcPr>
-            <w:tcW w:w="1934" w:type="dxa"/>
-            <w:gridSpan w:val="3"/>
+            <w:tcW w:w="1530" w:type="dxa"/>
             <w:vMerge/>
             <w:tcBorders>
               <w:top w:val="single" w:sz="4" w:space="0" w:color="auto"/>
@@ -1632,31 +1630,7 @@
         </w:tc>
         <w:tc>
           <w:tcPr>
-            <w:tcW w:w="1133" w:type="dxa"/>
-            <w:vMerge/>
-            <w:tcBorders>
-              <w:top w:val="single" w:sz="4" w:space="0" w:color="auto"/>
-              <w:bottom w:val="single" w:sz="4" w:space="0" w:color="auto"/>
-            </w:tcBorders>
-            <w:vAlign w:val="center"/>
-          </w:tcPr>
-          <w:p>
-            <w:pPr>
-              <w:bidi/>
-              <w:jc w:val="center"/>
-              <w:rPr>
-                <w:rFonts w:cs="B Nazanin"/>
-                <w:sz w:val="24"/>
-                <w:szCs w:val="24"/>
-                <w:rtl/>
-                <w:lang w:bidi="ar-SA"/>
-              </w:rPr>
-            </w:pPr>
-          </w:p>
-        </w:tc>
-        <w:tc>
-          <w:tcPr>
-            <w:tcW w:w="718" w:type="dxa"/>
+            <w:tcW w:w="1170" w:type="dxa"/>
             <w:gridSpan w:val="2"/>
             <w:vMerge/>
             <w:tcBorders>
@@ -1681,7 +1655,32 @@
         </w:tc>
         <w:tc>
           <w:tcPr>
-            <w:tcW w:w="712" w:type="dxa"/>
+            <w:tcW w:w="630" w:type="dxa"/>
+            <w:vMerge/>
+            <w:tcBorders>
+              <w:top w:val="single" w:sz="4" w:space="0" w:color="auto"/>
+              <w:bottom w:val="single" w:sz="4" w:space="0" w:color="auto"/>
+            </w:tcBorders>
+            <w:vAlign w:val="center"/>
+          </w:tcPr>
+          <w:p>
+            <w:pPr>
+              <w:bidi/>
+              <w:jc w:val="center"/>
+              <w:rPr>
+                <w:rFonts w:cs="B Nazanin"/>
+                <w:sz w:val="24"/>
+                <w:szCs w:val="24"/>
+                <w:rtl/>
+                <w:lang w:bidi="ar-SA"/>
+              </w:rPr>
+            </w:pPr>
+          </w:p>
+        </w:tc>
+        <w:tc>
+          <w:tcPr>
+            <w:tcW w:w="1167" w:type="dxa"/>
+            <w:gridSpan w:val="2"/>
             <w:vMerge/>
             <w:tcBorders>
               <w:top w:val="single" w:sz="4" w:space="0" w:color="auto"/>
@@ -1958,54 +1957,30 @@
         </w:tc>
         <w:tc>
           <w:tcPr>
-            <w:tcW w:w="1934" w:type="dxa"/>
-            <w:gridSpan w:val="3"/>
-            <w:tcBorders>
-              <w:top w:val="single" w:sz="4" w:space="0" w:color="auto"/>
-              <w:bottom w:val="single" w:sz="4" w:space="0" w:color="auto"/>
-            </w:tcBorders>
-            <w:vAlign w:val="center"/>
-          </w:tcPr>
-          <w:p>
-            <w:pPr>
-              <w:bidi/>
-              <w:jc w:val="left"/>
-              <w:rPr>
-                <w:rFonts w:cs="B Nazanin"/>
-                <w:sz w:val="24"/>
-                <w:szCs w:val="24"/>
-                <w:rtl/>
-                <w:lang w:bidi="ar-SA"/>
-              </w:rPr>
-            </w:pPr>
-          </w:p>
-        </w:tc>
-        <w:tc>
-          <w:tcPr>
-            <w:tcW w:w="1133" w:type="dxa"/>
-            <w:tcBorders>
-              <w:top w:val="single" w:sz="4" w:space="0" w:color="auto"/>
-              <w:bottom w:val="single" w:sz="4" w:space="0" w:color="auto"/>
-            </w:tcBorders>
-            <w:vAlign w:val="center"/>
-          </w:tcPr>
-          <w:p>
-            <w:pPr>
-              <w:bidi/>
-              <w:jc w:val="left"/>
-              <w:rPr>
-                <w:rFonts w:cs="B Nazanin"/>
-                <w:sz w:val="24"/>
-                <w:szCs w:val="24"/>
-                <w:rtl/>
-                <w:lang w:bidi="ar-SA"/>
-              </w:rPr>
-            </w:pPr>
-          </w:p>
-        </w:tc>
-        <w:tc>
-          <w:tcPr>
-            <w:tcW w:w="718" w:type="dxa"/>
+            <w:tcW w:w="1530" w:type="dxa"/>
+            <w:tcBorders>
+              <w:top w:val="single" w:sz="4" w:space="0" w:color="auto"/>
+              <w:bottom w:val="single" w:sz="4" w:space="0" w:color="auto"/>
+            </w:tcBorders>
+            <w:vAlign w:val="center"/>
+          </w:tcPr>
+          <w:p>
+            <w:pPr>
+              <w:bidi/>
+              <w:jc w:val="left"/>
+              <w:rPr>
+                <w:rFonts w:cs="B Nazanin"/>
+                <w:sz w:val="24"/>
+                <w:szCs w:val="24"/>
+                <w:rtl/>
+                <w:lang w:bidi="ar-SA"/>
+              </w:rPr>
+            </w:pPr>
+          </w:p>
+        </w:tc>
+        <w:tc>
+          <w:tcPr>
+            <w:tcW w:w="1170" w:type="dxa"/>
             <w:gridSpan w:val="2"/>
             <w:tcBorders>
               <w:top w:val="single" w:sz="4" w:space="0" w:color="auto"/>
@@ -2029,7 +2004,31 @@
         </w:tc>
         <w:tc>
           <w:tcPr>
-            <w:tcW w:w="712" w:type="dxa"/>
+            <w:tcW w:w="630" w:type="dxa"/>
+            <w:tcBorders>
+              <w:top w:val="single" w:sz="4" w:space="0" w:color="auto"/>
+              <w:bottom w:val="single" w:sz="4" w:space="0" w:color="auto"/>
+            </w:tcBorders>
+            <w:vAlign w:val="center"/>
+          </w:tcPr>
+          <w:p>
+            <w:pPr>
+              <w:bidi/>
+              <w:jc w:val="left"/>
+              <w:rPr>
+                <w:rFonts w:cs="B Nazanin"/>
+                <w:sz w:val="24"/>
+                <w:szCs w:val="24"/>
+                <w:rtl/>
+                <w:lang w:bidi="ar-SA"/>
+              </w:rPr>
+            </w:pPr>
+          </w:p>
+        </w:tc>
+        <w:tc>
+          <w:tcPr>
+            <w:tcW w:w="1167" w:type="dxa"/>
+            <w:gridSpan w:val="2"/>
             <w:tcBorders>
               <w:top w:val="single" w:sz="4" w:space="0" w:color="auto"/>
               <w:bottom w:val="single" w:sz="4" w:space="0" w:color="auto"/>
@@ -2256,54 +2255,30 @@
         </w:tc>
         <w:tc>
           <w:tcPr>
-            <w:tcW w:w="1934" w:type="dxa"/>
-            <w:gridSpan w:val="3"/>
-            <w:tcBorders>
-              <w:top w:val="single" w:sz="4" w:space="0" w:color="auto"/>
-              <w:bottom w:val="single" w:sz="4" w:space="0" w:color="auto"/>
-            </w:tcBorders>
-            <w:vAlign w:val="center"/>
-          </w:tcPr>
-          <w:p>
-            <w:pPr>
-              <w:bidi/>
-              <w:jc w:val="left"/>
-              <w:rPr>
-                <w:rFonts w:cs="B Nazanin"/>
-                <w:sz w:val="24"/>
-                <w:szCs w:val="24"/>
-                <w:rtl/>
-                <w:lang w:bidi="ar-SA"/>
-              </w:rPr>
-            </w:pPr>
-          </w:p>
-        </w:tc>
-        <w:tc>
-          <w:tcPr>
-            <w:tcW w:w="1133" w:type="dxa"/>
-            <w:tcBorders>
-              <w:top w:val="single" w:sz="4" w:space="0" w:color="auto"/>
-              <w:bottom w:val="single" w:sz="4" w:space="0" w:color="auto"/>
-            </w:tcBorders>
-            <w:vAlign w:val="center"/>
-          </w:tcPr>
-          <w:p>
-            <w:pPr>
-              <w:bidi/>
-              <w:jc w:val="left"/>
-              <w:rPr>
-                <w:rFonts w:cs="B Nazanin"/>
-                <w:sz w:val="24"/>
-                <w:szCs w:val="24"/>
-                <w:rtl/>
-                <w:lang w:bidi="ar-SA"/>
-              </w:rPr>
-            </w:pPr>
-          </w:p>
-        </w:tc>
-        <w:tc>
-          <w:tcPr>
-            <w:tcW w:w="718" w:type="dxa"/>
+            <w:tcW w:w="1530" w:type="dxa"/>
+            <w:tcBorders>
+              <w:top w:val="single" w:sz="4" w:space="0" w:color="auto"/>
+              <w:bottom w:val="single" w:sz="4" w:space="0" w:color="auto"/>
+            </w:tcBorders>
+            <w:vAlign w:val="center"/>
+          </w:tcPr>
+          <w:p>
+            <w:pPr>
+              <w:bidi/>
+              <w:jc w:val="left"/>
+              <w:rPr>
+                <w:rFonts w:cs="B Nazanin"/>
+                <w:sz w:val="24"/>
+                <w:szCs w:val="24"/>
+                <w:rtl/>
+                <w:lang w:bidi="ar-SA"/>
+              </w:rPr>
+            </w:pPr>
+          </w:p>
+        </w:tc>
+        <w:tc>
+          <w:tcPr>
+            <w:tcW w:w="1170" w:type="dxa"/>
             <w:gridSpan w:val="2"/>
             <w:tcBorders>
               <w:top w:val="single" w:sz="4" w:space="0" w:color="auto"/>
@@ -2327,7 +2302,31 @@
         </w:tc>
         <w:tc>
           <w:tcPr>
-            <w:tcW w:w="712" w:type="dxa"/>
+            <w:tcW w:w="630" w:type="dxa"/>
+            <w:tcBorders>
+              <w:top w:val="single" w:sz="4" w:space="0" w:color="auto"/>
+              <w:bottom w:val="single" w:sz="4" w:space="0" w:color="auto"/>
+            </w:tcBorders>
+            <w:vAlign w:val="center"/>
+          </w:tcPr>
+          <w:p>
+            <w:pPr>
+              <w:bidi/>
+              <w:jc w:val="left"/>
+              <w:rPr>
+                <w:rFonts w:cs="B Nazanin"/>
+                <w:sz w:val="24"/>
+                <w:szCs w:val="24"/>
+                <w:rtl/>
+                <w:lang w:bidi="ar-SA"/>
+              </w:rPr>
+            </w:pPr>
+          </w:p>
+        </w:tc>
+        <w:tc>
+          <w:tcPr>
+            <w:tcW w:w="1167" w:type="dxa"/>
+            <w:gridSpan w:val="2"/>
             <w:tcBorders>
               <w:top w:val="single" w:sz="4" w:space="0" w:color="auto"/>
               <w:bottom w:val="single" w:sz="4" w:space="0" w:color="auto"/>
@@ -2554,54 +2553,30 @@
         </w:tc>
         <w:tc>
           <w:tcPr>
-            <w:tcW w:w="1934" w:type="dxa"/>
-            <w:gridSpan w:val="3"/>
-            <w:tcBorders>
-              <w:top w:val="single" w:sz="4" w:space="0" w:color="auto"/>
-              <w:bottom w:val="single" w:sz="4" w:space="0" w:color="auto"/>
-            </w:tcBorders>
-            <w:vAlign w:val="center"/>
-          </w:tcPr>
-          <w:p>
-            <w:pPr>
-              <w:bidi/>
-              <w:jc w:val="left"/>
-              <w:rPr>
-                <w:rFonts w:cs="B Nazanin"/>
-                <w:sz w:val="24"/>
-                <w:szCs w:val="24"/>
-                <w:rtl/>
-                <w:lang w:bidi="ar-SA"/>
-              </w:rPr>
-            </w:pPr>
-          </w:p>
-        </w:tc>
-        <w:tc>
-          <w:tcPr>
-            <w:tcW w:w="1133" w:type="dxa"/>
-            <w:tcBorders>
-              <w:top w:val="single" w:sz="4" w:space="0" w:color="auto"/>
-              <w:bottom w:val="single" w:sz="4" w:space="0" w:color="auto"/>
-            </w:tcBorders>
-            <w:vAlign w:val="center"/>
-          </w:tcPr>
-          <w:p>
-            <w:pPr>
-              <w:bidi/>
-              <w:jc w:val="left"/>
-              <w:rPr>
-                <w:rFonts w:cs="B Nazanin"/>
-                <w:sz w:val="24"/>
-                <w:szCs w:val="24"/>
-                <w:rtl/>
-                <w:lang w:bidi="ar-SA"/>
-              </w:rPr>
-            </w:pPr>
-          </w:p>
-        </w:tc>
-        <w:tc>
-          <w:tcPr>
-            <w:tcW w:w="718" w:type="dxa"/>
+            <w:tcW w:w="1530" w:type="dxa"/>
+            <w:tcBorders>
+              <w:top w:val="single" w:sz="4" w:space="0" w:color="auto"/>
+              <w:bottom w:val="single" w:sz="4" w:space="0" w:color="auto"/>
+            </w:tcBorders>
+            <w:vAlign w:val="center"/>
+          </w:tcPr>
+          <w:p>
+            <w:pPr>
+              <w:bidi/>
+              <w:jc w:val="left"/>
+              <w:rPr>
+                <w:rFonts w:cs="B Nazanin"/>
+                <w:sz w:val="24"/>
+                <w:szCs w:val="24"/>
+                <w:rtl/>
+                <w:lang w:bidi="ar-SA"/>
+              </w:rPr>
+            </w:pPr>
+          </w:p>
+        </w:tc>
+        <w:tc>
+          <w:tcPr>
+            <w:tcW w:w="1170" w:type="dxa"/>
             <w:gridSpan w:val="2"/>
             <w:tcBorders>
               <w:top w:val="single" w:sz="4" w:space="0" w:color="auto"/>
@@ -2625,7 +2600,31 @@
         </w:tc>
         <w:tc>
           <w:tcPr>
-            <w:tcW w:w="712" w:type="dxa"/>
+            <w:tcW w:w="630" w:type="dxa"/>
+            <w:tcBorders>
+              <w:top w:val="single" w:sz="4" w:space="0" w:color="auto"/>
+              <w:bottom w:val="single" w:sz="4" w:space="0" w:color="auto"/>
+            </w:tcBorders>
+            <w:vAlign w:val="center"/>
+          </w:tcPr>
+          <w:p>
+            <w:pPr>
+              <w:bidi/>
+              <w:jc w:val="left"/>
+              <w:rPr>
+                <w:rFonts w:cs="B Nazanin"/>
+                <w:sz w:val="24"/>
+                <w:szCs w:val="24"/>
+                <w:rtl/>
+                <w:lang w:bidi="ar-SA"/>
+              </w:rPr>
+            </w:pPr>
+          </w:p>
+        </w:tc>
+        <w:tc>
+          <w:tcPr>
+            <w:tcW w:w="1167" w:type="dxa"/>
+            <w:gridSpan w:val="2"/>
             <w:tcBorders>
               <w:top w:val="single" w:sz="4" w:space="0" w:color="auto"/>
               <w:bottom w:val="single" w:sz="4" w:space="0" w:color="auto"/>
@@ -2819,7 +2818,7 @@
         <w:tc>
           <w:tcPr>
             <w:tcW w:w="10490" w:type="dxa"/>
-            <w:gridSpan w:val="21"/>
+            <w:gridSpan w:val="20"/>
             <w:tcBorders>
               <w:top w:val="single" w:sz="12" w:space="0" w:color="auto"/>
               <w:bottom w:val="single" w:sz="12" w:space="0" w:color="auto"/>
@@ -2849,86 +2848,6 @@
                 <w:rtl/>
               </w:rPr>
               <w:t xml:space="preserve">بازدید قبل از عملیات:               </w:t>
-            </w:r>
-            <w:r>
-              <w:rPr>
-                <w:rFonts w:cs="B Nazanin" w:hint="cs"/>
-                <w:b/>
-                <w:bCs/>
-                <w:sz w:val="22"/>
-                <w:szCs w:val="22"/>
-                <w:rtl/>
-              </w:rPr>
-              <w:t xml:space="preserve"> </w:t>
-            </w:r>
-            <w:r>
-              <w:rPr>
-                <w:rFonts w:cs="B Nazanin" w:hint="cs"/>
-                <w:b/>
-                <w:bCs/>
-                <w:sz w:val="22"/>
-                <w:szCs w:val="22"/>
-                <w:lang w:bidi="ar-SA"/>
-              </w:rPr>
-              <w:sym w:font="Wingdings" w:char="F06F"/>
-            </w:r>
-            <w:r>
-              <w:rPr>
-                <w:rFonts w:cs="B Nazanin" w:hint="cs"/>
-                <w:b/>
-                <w:bCs/>
-                <w:sz w:val="22"/>
-                <w:szCs w:val="22"/>
-                <w:rtl/>
-                <w:lang w:bidi="ar-SA"/>
-              </w:rPr>
-              <w:t xml:space="preserve"> </w:t>
-            </w:r>
-            <w:r>
-              <w:rPr>
-                <w:rFonts w:cs="B Nazanin" w:hint="cs"/>
-                <w:b/>
-                <w:bCs/>
-                <w:sz w:val="22"/>
-                <w:szCs w:val="22"/>
-                <w:rtl/>
-              </w:rPr>
-              <w:t xml:space="preserve">لازم است         </w:t>
-            </w:r>
-            <w:r>
-              <w:rPr>
-                <w:rFonts w:cs="B Nazanin" w:hint="cs"/>
-                <w:b/>
-                <w:bCs/>
-                <w:sz w:val="22"/>
-                <w:szCs w:val="22"/>
-                <w:rtl/>
-                <w:lang w:bidi="ar-SA"/>
-              </w:rPr>
-              <w:t xml:space="preserve">  </w:t>
-            </w:r>
-            <w:r>
-              <w:rPr>
-                <w:rFonts w:cs="B Nazanin" w:hint="cs"/>
-                <w:b/>
-                <w:bCs/>
-                <w:sz w:val="22"/>
-                <w:szCs w:val="22"/>
-                <w:lang w:bidi="ar-SA"/>
-              </w:rPr>
-              <w:sym w:font="Wingdings" w:char="F06F"/>
-            </w:r>
-            <w:r>
-              <w:rPr>
-                <w:rFonts w:cs="B Nazanin" w:hint="cs"/>
-                <w:b/>
-                <w:bCs/>
-                <w:sz w:val="22"/>
-                <w:szCs w:val="22"/>
-                <w:rtl/>
-                <w:lang w:bidi="ar-SA"/>
-              </w:rPr>
-              <w:t xml:space="preserve"> لازم نیست</w:t>
             </w:r>
           </w:p>
           <w:p>
@@ -2955,7 +2874,7 @@
         <w:tc>
           <w:tcPr>
             <w:tcW w:w="5632" w:type="dxa"/>
-            <w:gridSpan w:val="11"/>
+            <w:gridSpan w:val="10"/>
             <w:tcBorders>
               <w:top w:val="single" w:sz="4" w:space="0" w:color="auto"/>
             </w:tcBorders>
@@ -3030,7 +2949,7 @@
         <w:tc>
           <w:tcPr>
             <w:tcW w:w="10490" w:type="dxa"/>
-            <w:gridSpan w:val="21"/>
+            <w:gridSpan w:val="20"/>
             <w:tcBorders>
               <w:bottom w:val="single" w:sz="12" w:space="0" w:color="auto"/>
             </w:tcBorders>
@@ -3058,63 +2977,6 @@
                 <w:lang w:bidi="ar-SA"/>
               </w:rPr>
               <w:t xml:space="preserve">وسیله نقلیه جهت بازدید: </w:t>
-            </w:r>
-            <w:r>
-              <w:rPr>
-                <w:rFonts w:cs="B Nazanin" w:hint="cs"/>
-                <w:sz w:val="24"/>
-                <w:szCs w:val="24"/>
-                <w:lang w:bidi="ar-SA"/>
-              </w:rPr>
-              <w:sym w:font="Wingdings" w:char="F06F"/>
-            </w:r>
-            <w:r>
-              <w:rPr>
-                <w:rFonts w:cs="B Nazanin" w:hint="cs"/>
-                <w:sz w:val="24"/>
-                <w:szCs w:val="24"/>
-                <w:rtl/>
-                <w:lang w:bidi="ar-SA"/>
-              </w:rPr>
-              <w:t xml:space="preserve"> بنزینی    </w:t>
-            </w:r>
-            <w:r>
-              <w:rPr>
-                <w:rFonts w:cs="B Nazanin" w:hint="cs"/>
-                <w:sz w:val="24"/>
-                <w:szCs w:val="24"/>
-                <w:lang w:bidi="ar-SA"/>
-              </w:rPr>
-              <w:sym w:font="Wingdings" w:char="F06F"/>
-            </w:r>
-            <w:r>
-              <w:rPr>
-                <w:rFonts w:cs="B Nazanin" w:hint="cs"/>
-                <w:sz w:val="24"/>
-                <w:szCs w:val="24"/>
-                <w:rtl/>
-                <w:lang w:bidi="ar-SA"/>
-              </w:rPr>
-              <w:t xml:space="preserve"> گازوئیلی     </w:t>
-            </w:r>
-            <w:r>
-              <w:rPr>
-                <w:rFonts w:cs="B Nazanin" w:hint="cs"/>
-                <w:sz w:val="24"/>
-                <w:szCs w:val="24"/>
-                <w:lang w:bidi="ar-SA"/>
-              </w:rPr>
-              <w:sym w:font="Wingdings" w:char="F06F"/>
-            </w:r>
-            <w:r>
-              <w:rPr>
-                <w:rFonts w:cs="B Nazanin" w:hint="cs"/>
-                <w:sz w:val="24"/>
-                <w:szCs w:val="24"/>
-                <w:rtl/>
-                <w:lang w:bidi="ar-SA"/>
-              </w:rPr>
-              <w:t xml:space="preserve"> هواپیما      </w:t>
             </w:r>
           </w:p>
         </w:tc>
@@ -3127,7 +2989,7 @@
         <w:tc>
           <w:tcPr>
             <w:tcW w:w="10490" w:type="dxa"/>
-            <w:gridSpan w:val="21"/>
+            <w:gridSpan w:val="20"/>
             <w:tcBorders>
               <w:top w:val="single" w:sz="12" w:space="0" w:color="auto"/>
               <w:bottom w:val="single" w:sz="4" w:space="0" w:color="auto"/>
@@ -3168,8 +3030,8 @@
         </w:trPr>
         <w:tc>
           <w:tcPr>
-            <w:tcW w:w="2212" w:type="dxa"/>
-            <w:gridSpan w:val="3"/>
+            <w:tcW w:w="1845" w:type="dxa"/>
+            <w:gridSpan w:val="2"/>
             <w:tcBorders>
               <w:top w:val="single" w:sz="4" w:space="0" w:color="auto"/>
               <w:bottom w:val="single" w:sz="4" w:space="0" w:color="auto"/>
@@ -3202,7 +3064,7 @@
         </w:tc>
         <w:tc>
           <w:tcPr>
-            <w:tcW w:w="3420" w:type="dxa"/>
+            <w:tcW w:w="3787" w:type="dxa"/>
             <w:gridSpan w:val="8"/>
             <w:tcBorders>
               <w:top w:val="single" w:sz="4" w:space="0" w:color="auto"/>
@@ -3290,8 +3152,8 @@
         </w:trPr>
         <w:tc>
           <w:tcPr>
-            <w:tcW w:w="2212" w:type="dxa"/>
-            <w:gridSpan w:val="3"/>
+            <w:tcW w:w="1845" w:type="dxa"/>
+            <w:gridSpan w:val="2"/>
             <w:tcBorders>
               <w:top w:val="single" w:sz="4" w:space="0" w:color="auto"/>
               <w:bottom w:val="single" w:sz="4" w:space="0" w:color="auto"/>
@@ -3325,7 +3187,7 @@
         </w:tc>
         <w:tc>
           <w:tcPr>
-            <w:tcW w:w="3420" w:type="dxa"/>
+            <w:tcW w:w="3787" w:type="dxa"/>
             <w:gridSpan w:val="8"/>
             <w:tcBorders>
               <w:top w:val="single" w:sz="4" w:space="0" w:color="auto"/>
@@ -3413,8 +3275,8 @@
         </w:trPr>
         <w:tc>
           <w:tcPr>
-            <w:tcW w:w="2212" w:type="dxa"/>
-            <w:gridSpan w:val="3"/>
+            <w:tcW w:w="1845" w:type="dxa"/>
+            <w:gridSpan w:val="2"/>
             <w:tcBorders>
               <w:top w:val="single" w:sz="4" w:space="0" w:color="auto"/>
               <w:bottom w:val="single" w:sz="4" w:space="0" w:color="auto"/>
@@ -3456,7 +3318,7 @@
         </w:tc>
         <w:tc>
           <w:tcPr>
-            <w:tcW w:w="3420" w:type="dxa"/>
+            <w:tcW w:w="3787" w:type="dxa"/>
             <w:gridSpan w:val="8"/>
             <w:tcBorders>
               <w:top w:val="single" w:sz="4" w:space="0" w:color="auto"/>
@@ -3539,8 +3401,8 @@
         </w:trPr>
         <w:tc>
           <w:tcPr>
-            <w:tcW w:w="2212" w:type="dxa"/>
-            <w:gridSpan w:val="3"/>
+            <w:tcW w:w="1845" w:type="dxa"/>
+            <w:gridSpan w:val="2"/>
             <w:tcBorders>
               <w:top w:val="single" w:sz="4" w:space="0" w:color="auto"/>
               <w:left w:val="single" w:sz="12" w:space="0" w:color="auto"/>
@@ -3576,7 +3438,7 @@
         </w:tc>
         <w:tc>
           <w:tcPr>
-            <w:tcW w:w="3420" w:type="dxa"/>
+            <w:tcW w:w="3787" w:type="dxa"/>
             <w:gridSpan w:val="8"/>
             <w:tcBorders>
               <w:top w:val="single" w:sz="4" w:space="0" w:color="auto"/>
@@ -3676,8 +3538,8 @@
         </w:trPr>
         <w:tc>
           <w:tcPr>
-            <w:tcW w:w="2212" w:type="dxa"/>
-            <w:gridSpan w:val="3"/>
+            <w:tcW w:w="1845" w:type="dxa"/>
+            <w:gridSpan w:val="2"/>
             <w:tcBorders>
               <w:top w:val="single" w:sz="4" w:space="0" w:color="auto"/>
               <w:left w:val="single" w:sz="12" w:space="0" w:color="auto"/>
@@ -3711,7 +3573,7 @@
         </w:tc>
         <w:tc>
           <w:tcPr>
-            <w:tcW w:w="8278" w:type="dxa"/>
+            <w:tcW w:w="8645" w:type="dxa"/>
             <w:gridSpan w:val="18"/>
             <w:tcBorders>
               <w:top w:val="single" w:sz="4" w:space="0" w:color="auto"/>
@@ -3740,8 +3602,8 @@
         </w:trPr>
         <w:tc>
           <w:tcPr>
-            <w:tcW w:w="2212" w:type="dxa"/>
-            <w:gridSpan w:val="3"/>
+            <w:tcW w:w="1845" w:type="dxa"/>
+            <w:gridSpan w:val="2"/>
             <w:tcBorders>
               <w:top w:val="single" w:sz="4" w:space="0" w:color="auto"/>
               <w:bottom w:val="single" w:sz="4" w:space="0" w:color="auto"/>
@@ -3767,7 +3629,7 @@
         </w:tc>
         <w:tc>
           <w:tcPr>
-            <w:tcW w:w="3420" w:type="dxa"/>
+            <w:tcW w:w="3787" w:type="dxa"/>
             <w:gridSpan w:val="8"/>
             <w:tcBorders>
               <w:top w:val="single" w:sz="4" w:space="0" w:color="auto"/>
@@ -3883,8 +3745,8 @@
         </w:trPr>
         <w:tc>
           <w:tcPr>
-            <w:tcW w:w="2212" w:type="dxa"/>
-            <w:gridSpan w:val="3"/>
+            <w:tcW w:w="1845" w:type="dxa"/>
+            <w:gridSpan w:val="2"/>
             <w:tcBorders>
               <w:top w:val="single" w:sz="4" w:space="0" w:color="auto"/>
               <w:bottom w:val="single" w:sz="12" w:space="0" w:color="auto"/>
@@ -3931,7 +3793,7 @@
         </w:tc>
         <w:tc>
           <w:tcPr>
-            <w:tcW w:w="3420" w:type="dxa"/>
+            <w:tcW w:w="3787" w:type="dxa"/>
             <w:gridSpan w:val="8"/>
             <w:tcBorders>
               <w:top w:val="single" w:sz="4" w:space="0" w:color="auto"/>
@@ -4031,7 +3893,7 @@
         <w:tc>
           <w:tcPr>
             <w:tcW w:w="10490" w:type="dxa"/>
-            <w:gridSpan w:val="21"/>
+            <w:gridSpan w:val="20"/>
             <w:tcBorders>
               <w:top w:val="single" w:sz="12" w:space="0" w:color="auto"/>
               <w:bottom w:val="single" w:sz="12" w:space="0" w:color="auto"/>

--- a/receive_source/templates_docx/receive_specification_template.docx
+++ b/receive_source/templates_docx/receive_specification_template.docx
@@ -615,12 +615,13 @@
       </w:tblPr>
       <w:tblGrid>
         <w:gridCol w:w="315"/>
-        <w:gridCol w:w="1530"/>
-        <w:gridCol w:w="83"/>
-        <w:gridCol w:w="1087"/>
-        <w:gridCol w:w="630"/>
-        <w:gridCol w:w="182"/>
-        <w:gridCol w:w="985"/>
+        <w:gridCol w:w="1613"/>
+        <w:gridCol w:w="284"/>
+        <w:gridCol w:w="37"/>
+        <w:gridCol w:w="1133"/>
+        <w:gridCol w:w="445"/>
+        <w:gridCol w:w="273"/>
+        <w:gridCol w:w="712"/>
         <w:gridCol w:w="569"/>
         <w:gridCol w:w="6"/>
         <w:gridCol w:w="245"/>
@@ -643,7 +644,7 @@
         <w:tc>
           <w:tcPr>
             <w:tcW w:w="10490" w:type="dxa"/>
-            <w:gridSpan w:val="20"/>
+            <w:gridSpan w:val="21"/>
             <w:tcBorders>
               <w:top w:val="single" w:sz="12" w:space="0" w:color="auto"/>
               <w:bottom w:val="single" w:sz="12" w:space="0" w:color="auto"/>
@@ -696,7 +697,7 @@
         <w:tc>
           <w:tcPr>
             <w:tcW w:w="1928" w:type="dxa"/>
-            <w:gridSpan w:val="3"/>
+            <w:gridSpan w:val="2"/>
             <w:tcBorders>
               <w:top w:val="single" w:sz="12" w:space="0" w:color="auto"/>
               <w:bottom w:val="single" w:sz="4" w:space="0" w:color="auto"/>
@@ -759,7 +760,7 @@
         <w:tc>
           <w:tcPr>
             <w:tcW w:w="3459" w:type="dxa"/>
-            <w:gridSpan w:val="6"/>
+            <w:gridSpan w:val="8"/>
             <w:tcBorders>
               <w:top w:val="single" w:sz="12" w:space="0" w:color="auto"/>
               <w:bottom w:val="single" w:sz="4" w:space="0" w:color="auto"/>
@@ -836,7 +837,7 @@
         <w:tc>
           <w:tcPr>
             <w:tcW w:w="1928" w:type="dxa"/>
-            <w:gridSpan w:val="3"/>
+            <w:gridSpan w:val="2"/>
             <w:tcBorders>
               <w:top w:val="single" w:sz="4" w:space="0" w:color="auto"/>
               <w:bottom w:val="single" w:sz="4" w:space="0" w:color="auto"/>
@@ -889,7 +890,7 @@
         <w:tc>
           <w:tcPr>
             <w:tcW w:w="8562" w:type="dxa"/>
-            <w:gridSpan w:val="17"/>
+            <w:gridSpan w:val="19"/>
             <w:tcBorders>
               <w:top w:val="single" w:sz="4" w:space="0" w:color="auto"/>
               <w:bottom w:val="single" w:sz="4" w:space="0" w:color="auto"/>
@@ -952,7 +953,7 @@
         <w:tc>
           <w:tcPr>
             <w:tcW w:w="3119" w:type="dxa"/>
-            <w:gridSpan w:val="7"/>
+            <w:gridSpan w:val="8"/>
             <w:tcBorders>
               <w:top w:val="single" w:sz="4" w:space="0" w:color="auto"/>
               <w:bottom w:val="single" w:sz="4" w:space="0" w:color="auto"/>
@@ -1042,7 +1043,7 @@
         <w:tc>
           <w:tcPr>
             <w:tcW w:w="10490" w:type="dxa"/>
-            <w:gridSpan w:val="20"/>
+            <w:gridSpan w:val="21"/>
             <w:tcBorders>
               <w:top w:val="single" w:sz="4" w:space="0" w:color="auto"/>
               <w:bottom w:val="single" w:sz="12" w:space="0" w:color="auto"/>
@@ -1059,6 +1060,7 @@
                 <w:sz w:val="24"/>
                 <w:szCs w:val="24"/>
                 <w:rtl/>
+                <w:lang w:bidi="ar-SA"/>
               </w:rPr>
             </w:pPr>
             <w:r>
@@ -1097,8 +1099,9 @@
                 <w:sz w:val="24"/>
                 <w:szCs w:val="24"/>
                 <w:rtl/>
-              </w:rPr>
-              <w:t>:</w:t>
+                <w:lang w:bidi="ar-SA"/>
+              </w:rPr>
+              <w:t xml:space="preserve">  :</w:t>
             </w:r>
           </w:p>
         </w:tc>
@@ -1111,7 +1114,7 @@
         <w:tc>
           <w:tcPr>
             <w:tcW w:w="10490" w:type="dxa"/>
-            <w:gridSpan w:val="20"/>
+            <w:gridSpan w:val="21"/>
             <w:tcBorders>
               <w:top w:val="single" w:sz="12" w:space="0" w:color="auto"/>
               <w:bottom w:val="single" w:sz="12" w:space="0" w:color="auto"/>
@@ -1226,7 +1229,8 @@
         </w:tc>
         <w:tc>
           <w:tcPr>
-            <w:tcW w:w="1530" w:type="dxa"/>
+            <w:tcW w:w="1934" w:type="dxa"/>
+            <w:gridSpan w:val="3"/>
             <w:vMerge w:val="restart"/>
             <w:tcBorders>
               <w:top w:val="single" w:sz="12" w:space="0" w:color="auto"/>
@@ -1270,7 +1274,60 @@
         </w:tc>
         <w:tc>
           <w:tcPr>
-            <w:tcW w:w="1170" w:type="dxa"/>
+            <w:tcW w:w="1133" w:type="dxa"/>
+            <w:vMerge w:val="restart"/>
+            <w:tcBorders>
+              <w:top w:val="single" w:sz="12" w:space="0" w:color="auto"/>
+              <w:bottom w:val="single" w:sz="4" w:space="0" w:color="auto"/>
+            </w:tcBorders>
+            <w:shd w:val="clear" w:color="auto" w:fill="F2F2F2" w:themeFill="background1" w:themeFillShade="F2"/>
+            <w:vAlign w:val="center"/>
+          </w:tcPr>
+          <w:p>
+            <w:pPr>
+              <w:bidi/>
+              <w:ind w:left="-57" w:right="-57"/>
+              <w:jc w:val="center"/>
+              <w:rPr>
+                <w:rFonts w:cs="B Nazanin"/>
+                <w:sz w:val="24"/>
+                <w:szCs w:val="24"/>
+                <w:rtl/>
+              </w:rPr>
+            </w:pPr>
+            <w:r>
+              <w:rPr>
+                <w:rFonts w:cs="B Nazanin" w:hint="cs"/>
+                <w:sz w:val="22"/>
+                <w:szCs w:val="22"/>
+                <w:rtl/>
+                <w:lang w:bidi="ar-SA"/>
+              </w:rPr>
+              <w:t>اکتیویته میانگین (</w:t>
+            </w:r>
+            <w:r>
+              <w:rPr>
+                <w:rFonts w:cs="B Nazanin"/>
+                <w:sz w:val="22"/>
+                <w:szCs w:val="22"/>
+                <w:lang w:bidi="ar-SA"/>
+              </w:rPr>
+              <w:t>mci</w:t>
+            </w:r>
+            <w:r>
+              <w:rPr>
+                <w:rFonts w:cs="B Nazanin" w:hint="cs"/>
+                <w:sz w:val="22"/>
+                <w:szCs w:val="22"/>
+                <w:rtl/>
+              </w:rPr>
+              <w:t>)</w:t>
+            </w:r>
+          </w:p>
+        </w:tc>
+        <w:tc>
+          <w:tcPr>
+            <w:tcW w:w="718" w:type="dxa"/>
             <w:gridSpan w:val="2"/>
             <w:vMerge w:val="restart"/>
             <w:tcBorders>
@@ -1283,13 +1340,12 @@
           <w:p>
             <w:pPr>
               <w:bidi/>
-              <w:ind w:left="-57" w:right="-57"/>
               <w:jc w:val="center"/>
               <w:rPr>
                 <w:rFonts w:cs="B Nazanin"/>
                 <w:sz w:val="24"/>
                 <w:szCs w:val="24"/>
-                <w:rtl/>
+                <w:lang w:bidi="ar-SA"/>
               </w:rPr>
             </w:pPr>
             <w:r>
@@ -1300,66 +1356,13 @@
                 <w:rtl/>
                 <w:lang w:bidi="ar-SA"/>
               </w:rPr>
-              <w:t>اکتیویته میانگین (</w:t>
-            </w:r>
-            <w:r>
-              <w:rPr>
-                <w:rFonts w:cs="B Nazanin"/>
-                <w:sz w:val="22"/>
-                <w:szCs w:val="22"/>
-                <w:lang w:bidi="ar-SA"/>
-              </w:rPr>
-              <w:t>mci</w:t>
-            </w:r>
-            <w:r>
-              <w:rPr>
-                <w:rFonts w:cs="B Nazanin" w:hint="cs"/>
-                <w:sz w:val="22"/>
-                <w:szCs w:val="22"/>
-                <w:rtl/>
-              </w:rPr>
-              <w:t>)</w:t>
-            </w:r>
-          </w:p>
-        </w:tc>
-        <w:tc>
-          <w:tcPr>
-            <w:tcW w:w="630" w:type="dxa"/>
-            <w:vMerge w:val="restart"/>
-            <w:tcBorders>
-              <w:top w:val="single" w:sz="12" w:space="0" w:color="auto"/>
-              <w:bottom w:val="single" w:sz="4" w:space="0" w:color="auto"/>
-            </w:tcBorders>
-            <w:shd w:val="clear" w:color="auto" w:fill="F2F2F2" w:themeFill="background1" w:themeFillShade="F2"/>
-            <w:vAlign w:val="center"/>
-          </w:tcPr>
-          <w:p>
-            <w:pPr>
-              <w:bidi/>
-              <w:jc w:val="center"/>
-              <w:rPr>
-                <w:rFonts w:cs="B Nazanin"/>
-                <w:sz w:val="24"/>
-                <w:szCs w:val="24"/>
-                <w:lang w:bidi="ar-SA"/>
-              </w:rPr>
-            </w:pPr>
-            <w:r>
-              <w:rPr>
-                <w:rFonts w:cs="B Nazanin" w:hint="cs"/>
-                <w:sz w:val="22"/>
-                <w:szCs w:val="22"/>
-                <w:rtl/>
-                <w:lang w:bidi="ar-SA"/>
-              </w:rPr>
               <w:t>تعداد/ مقدار</w:t>
             </w:r>
           </w:p>
         </w:tc>
         <w:tc>
           <w:tcPr>
-            <w:tcW w:w="1167" w:type="dxa"/>
-            <w:gridSpan w:val="2"/>
+            <w:tcW w:w="712" w:type="dxa"/>
             <w:vMerge w:val="restart"/>
             <w:tcBorders>
               <w:top w:val="single" w:sz="12" w:space="0" w:color="auto"/>
@@ -1606,7 +1609,8 @@
         </w:tc>
         <w:tc>
           <w:tcPr>
-            <w:tcW w:w="1530" w:type="dxa"/>
+            <w:tcW w:w="1934" w:type="dxa"/>
+            <w:gridSpan w:val="3"/>
             <w:vMerge/>
             <w:tcBorders>
               <w:top w:val="single" w:sz="4" w:space="0" w:color="auto"/>
@@ -1630,7 +1634,31 @@
         </w:tc>
         <w:tc>
           <w:tcPr>
-            <w:tcW w:w="1170" w:type="dxa"/>
+            <w:tcW w:w="1133" w:type="dxa"/>
+            <w:vMerge/>
+            <w:tcBorders>
+              <w:top w:val="single" w:sz="4" w:space="0" w:color="auto"/>
+              <w:bottom w:val="single" w:sz="4" w:space="0" w:color="auto"/>
+            </w:tcBorders>
+            <w:vAlign w:val="center"/>
+          </w:tcPr>
+          <w:p>
+            <w:pPr>
+              <w:bidi/>
+              <w:jc w:val="center"/>
+              <w:rPr>
+                <w:rFonts w:cs="B Nazanin"/>
+                <w:sz w:val="24"/>
+                <w:szCs w:val="24"/>
+                <w:rtl/>
+                <w:lang w:bidi="ar-SA"/>
+              </w:rPr>
+            </w:pPr>
+          </w:p>
+        </w:tc>
+        <w:tc>
+          <w:tcPr>
+            <w:tcW w:w="718" w:type="dxa"/>
             <w:gridSpan w:val="2"/>
             <w:vMerge/>
             <w:tcBorders>
@@ -1655,32 +1683,7 @@
         </w:tc>
         <w:tc>
           <w:tcPr>
-            <w:tcW w:w="630" w:type="dxa"/>
-            <w:vMerge/>
-            <w:tcBorders>
-              <w:top w:val="single" w:sz="4" w:space="0" w:color="auto"/>
-              <w:bottom w:val="single" w:sz="4" w:space="0" w:color="auto"/>
-            </w:tcBorders>
-            <w:vAlign w:val="center"/>
-          </w:tcPr>
-          <w:p>
-            <w:pPr>
-              <w:bidi/>
-              <w:jc w:val="center"/>
-              <w:rPr>
-                <w:rFonts w:cs="B Nazanin"/>
-                <w:sz w:val="24"/>
-                <w:szCs w:val="24"/>
-                <w:rtl/>
-                <w:lang w:bidi="ar-SA"/>
-              </w:rPr>
-            </w:pPr>
-          </w:p>
-        </w:tc>
-        <w:tc>
-          <w:tcPr>
-            <w:tcW w:w="1167" w:type="dxa"/>
-            <w:gridSpan w:val="2"/>
+            <w:tcW w:w="712" w:type="dxa"/>
             <w:vMerge/>
             <w:tcBorders>
               <w:top w:val="single" w:sz="4" w:space="0" w:color="auto"/>
@@ -1957,30 +1960,54 @@
         </w:tc>
         <w:tc>
           <w:tcPr>
-            <w:tcW w:w="1530" w:type="dxa"/>
-            <w:tcBorders>
-              <w:top w:val="single" w:sz="4" w:space="0" w:color="auto"/>
-              <w:bottom w:val="single" w:sz="4" w:space="0" w:color="auto"/>
-            </w:tcBorders>
-            <w:vAlign w:val="center"/>
-          </w:tcPr>
-          <w:p>
-            <w:pPr>
-              <w:bidi/>
-              <w:jc w:val="left"/>
-              <w:rPr>
-                <w:rFonts w:cs="B Nazanin"/>
-                <w:sz w:val="24"/>
-                <w:szCs w:val="24"/>
-                <w:rtl/>
-                <w:lang w:bidi="ar-SA"/>
-              </w:rPr>
-            </w:pPr>
-          </w:p>
-        </w:tc>
-        <w:tc>
-          <w:tcPr>
-            <w:tcW w:w="1170" w:type="dxa"/>
+            <w:tcW w:w="1934" w:type="dxa"/>
+            <w:gridSpan w:val="3"/>
+            <w:tcBorders>
+              <w:top w:val="single" w:sz="4" w:space="0" w:color="auto"/>
+              <w:bottom w:val="single" w:sz="4" w:space="0" w:color="auto"/>
+            </w:tcBorders>
+            <w:vAlign w:val="center"/>
+          </w:tcPr>
+          <w:p>
+            <w:pPr>
+              <w:bidi/>
+              <w:jc w:val="left"/>
+              <w:rPr>
+                <w:rFonts w:cs="B Nazanin"/>
+                <w:sz w:val="24"/>
+                <w:szCs w:val="24"/>
+                <w:rtl/>
+                <w:lang w:bidi="ar-SA"/>
+              </w:rPr>
+            </w:pPr>
+          </w:p>
+        </w:tc>
+        <w:tc>
+          <w:tcPr>
+            <w:tcW w:w="1133" w:type="dxa"/>
+            <w:tcBorders>
+              <w:top w:val="single" w:sz="4" w:space="0" w:color="auto"/>
+              <w:bottom w:val="single" w:sz="4" w:space="0" w:color="auto"/>
+            </w:tcBorders>
+            <w:vAlign w:val="center"/>
+          </w:tcPr>
+          <w:p>
+            <w:pPr>
+              <w:bidi/>
+              <w:jc w:val="left"/>
+              <w:rPr>
+                <w:rFonts w:cs="B Nazanin"/>
+                <w:sz w:val="24"/>
+                <w:szCs w:val="24"/>
+                <w:rtl/>
+                <w:lang w:bidi="ar-SA"/>
+              </w:rPr>
+            </w:pPr>
+          </w:p>
+        </w:tc>
+        <w:tc>
+          <w:tcPr>
+            <w:tcW w:w="718" w:type="dxa"/>
             <w:gridSpan w:val="2"/>
             <w:tcBorders>
               <w:top w:val="single" w:sz="4" w:space="0" w:color="auto"/>
@@ -2004,31 +2031,7 @@
         </w:tc>
         <w:tc>
           <w:tcPr>
-            <w:tcW w:w="630" w:type="dxa"/>
-            <w:tcBorders>
-              <w:top w:val="single" w:sz="4" w:space="0" w:color="auto"/>
-              <w:bottom w:val="single" w:sz="4" w:space="0" w:color="auto"/>
-            </w:tcBorders>
-            <w:vAlign w:val="center"/>
-          </w:tcPr>
-          <w:p>
-            <w:pPr>
-              <w:bidi/>
-              <w:jc w:val="left"/>
-              <w:rPr>
-                <w:rFonts w:cs="B Nazanin"/>
-                <w:sz w:val="24"/>
-                <w:szCs w:val="24"/>
-                <w:rtl/>
-                <w:lang w:bidi="ar-SA"/>
-              </w:rPr>
-            </w:pPr>
-          </w:p>
-        </w:tc>
-        <w:tc>
-          <w:tcPr>
-            <w:tcW w:w="1167" w:type="dxa"/>
-            <w:gridSpan w:val="2"/>
+            <w:tcW w:w="712" w:type="dxa"/>
             <w:tcBorders>
               <w:top w:val="single" w:sz="4" w:space="0" w:color="auto"/>
               <w:bottom w:val="single" w:sz="4" w:space="0" w:color="auto"/>
@@ -2255,30 +2258,54 @@
         </w:tc>
         <w:tc>
           <w:tcPr>
-            <w:tcW w:w="1530" w:type="dxa"/>
-            <w:tcBorders>
-              <w:top w:val="single" w:sz="4" w:space="0" w:color="auto"/>
-              <w:bottom w:val="single" w:sz="4" w:space="0" w:color="auto"/>
-            </w:tcBorders>
-            <w:vAlign w:val="center"/>
-          </w:tcPr>
-          <w:p>
-            <w:pPr>
-              <w:bidi/>
-              <w:jc w:val="left"/>
-              <w:rPr>
-                <w:rFonts w:cs="B Nazanin"/>
-                <w:sz w:val="24"/>
-                <w:szCs w:val="24"/>
-                <w:rtl/>
-                <w:lang w:bidi="ar-SA"/>
-              </w:rPr>
-            </w:pPr>
-          </w:p>
-        </w:tc>
-        <w:tc>
-          <w:tcPr>
-            <w:tcW w:w="1170" w:type="dxa"/>
+            <w:tcW w:w="1934" w:type="dxa"/>
+            <w:gridSpan w:val="3"/>
+            <w:tcBorders>
+              <w:top w:val="single" w:sz="4" w:space="0" w:color="auto"/>
+              <w:bottom w:val="single" w:sz="4" w:space="0" w:color="auto"/>
+            </w:tcBorders>
+            <w:vAlign w:val="center"/>
+          </w:tcPr>
+          <w:p>
+            <w:pPr>
+              <w:bidi/>
+              <w:jc w:val="left"/>
+              <w:rPr>
+                <w:rFonts w:cs="B Nazanin"/>
+                <w:sz w:val="24"/>
+                <w:szCs w:val="24"/>
+                <w:rtl/>
+                <w:lang w:bidi="ar-SA"/>
+              </w:rPr>
+            </w:pPr>
+          </w:p>
+        </w:tc>
+        <w:tc>
+          <w:tcPr>
+            <w:tcW w:w="1133" w:type="dxa"/>
+            <w:tcBorders>
+              <w:top w:val="single" w:sz="4" w:space="0" w:color="auto"/>
+              <w:bottom w:val="single" w:sz="4" w:space="0" w:color="auto"/>
+            </w:tcBorders>
+            <w:vAlign w:val="center"/>
+          </w:tcPr>
+          <w:p>
+            <w:pPr>
+              <w:bidi/>
+              <w:jc w:val="left"/>
+              <w:rPr>
+                <w:rFonts w:cs="B Nazanin"/>
+                <w:sz w:val="24"/>
+                <w:szCs w:val="24"/>
+                <w:rtl/>
+                <w:lang w:bidi="ar-SA"/>
+              </w:rPr>
+            </w:pPr>
+          </w:p>
+        </w:tc>
+        <w:tc>
+          <w:tcPr>
+            <w:tcW w:w="718" w:type="dxa"/>
             <w:gridSpan w:val="2"/>
             <w:tcBorders>
               <w:top w:val="single" w:sz="4" w:space="0" w:color="auto"/>
@@ -2302,31 +2329,7 @@
         </w:tc>
         <w:tc>
           <w:tcPr>
-            <w:tcW w:w="630" w:type="dxa"/>
-            <w:tcBorders>
-              <w:top w:val="single" w:sz="4" w:space="0" w:color="auto"/>
-              <w:bottom w:val="single" w:sz="4" w:space="0" w:color="auto"/>
-            </w:tcBorders>
-            <w:vAlign w:val="center"/>
-          </w:tcPr>
-          <w:p>
-            <w:pPr>
-              <w:bidi/>
-              <w:jc w:val="left"/>
-              <w:rPr>
-                <w:rFonts w:cs="B Nazanin"/>
-                <w:sz w:val="24"/>
-                <w:szCs w:val="24"/>
-                <w:rtl/>
-                <w:lang w:bidi="ar-SA"/>
-              </w:rPr>
-            </w:pPr>
-          </w:p>
-        </w:tc>
-        <w:tc>
-          <w:tcPr>
-            <w:tcW w:w="1167" w:type="dxa"/>
-            <w:gridSpan w:val="2"/>
+            <w:tcW w:w="712" w:type="dxa"/>
             <w:tcBorders>
               <w:top w:val="single" w:sz="4" w:space="0" w:color="auto"/>
               <w:bottom w:val="single" w:sz="4" w:space="0" w:color="auto"/>
@@ -2553,30 +2556,54 @@
         </w:tc>
         <w:tc>
           <w:tcPr>
-            <w:tcW w:w="1530" w:type="dxa"/>
-            <w:tcBorders>
-              <w:top w:val="single" w:sz="4" w:space="0" w:color="auto"/>
-              <w:bottom w:val="single" w:sz="4" w:space="0" w:color="auto"/>
-            </w:tcBorders>
-            <w:vAlign w:val="center"/>
-          </w:tcPr>
-          <w:p>
-            <w:pPr>
-              <w:bidi/>
-              <w:jc w:val="left"/>
-              <w:rPr>
-                <w:rFonts w:cs="B Nazanin"/>
-                <w:sz w:val="24"/>
-                <w:szCs w:val="24"/>
-                <w:rtl/>
-                <w:lang w:bidi="ar-SA"/>
-              </w:rPr>
-            </w:pPr>
-          </w:p>
-        </w:tc>
-        <w:tc>
-          <w:tcPr>
-            <w:tcW w:w="1170" w:type="dxa"/>
+            <w:tcW w:w="1934" w:type="dxa"/>
+            <w:gridSpan w:val="3"/>
+            <w:tcBorders>
+              <w:top w:val="single" w:sz="4" w:space="0" w:color="auto"/>
+              <w:bottom w:val="single" w:sz="4" w:space="0" w:color="auto"/>
+            </w:tcBorders>
+            <w:vAlign w:val="center"/>
+          </w:tcPr>
+          <w:p>
+            <w:pPr>
+              <w:bidi/>
+              <w:jc w:val="left"/>
+              <w:rPr>
+                <w:rFonts w:cs="B Nazanin"/>
+                <w:sz w:val="24"/>
+                <w:szCs w:val="24"/>
+                <w:rtl/>
+                <w:lang w:bidi="ar-SA"/>
+              </w:rPr>
+            </w:pPr>
+          </w:p>
+        </w:tc>
+        <w:tc>
+          <w:tcPr>
+            <w:tcW w:w="1133" w:type="dxa"/>
+            <w:tcBorders>
+              <w:top w:val="single" w:sz="4" w:space="0" w:color="auto"/>
+              <w:bottom w:val="single" w:sz="4" w:space="0" w:color="auto"/>
+            </w:tcBorders>
+            <w:vAlign w:val="center"/>
+          </w:tcPr>
+          <w:p>
+            <w:pPr>
+              <w:bidi/>
+              <w:jc w:val="left"/>
+              <w:rPr>
+                <w:rFonts w:cs="B Nazanin"/>
+                <w:sz w:val="24"/>
+                <w:szCs w:val="24"/>
+                <w:rtl/>
+                <w:lang w:bidi="ar-SA"/>
+              </w:rPr>
+            </w:pPr>
+          </w:p>
+        </w:tc>
+        <w:tc>
+          <w:tcPr>
+            <w:tcW w:w="718" w:type="dxa"/>
             <w:gridSpan w:val="2"/>
             <w:tcBorders>
               <w:top w:val="single" w:sz="4" w:space="0" w:color="auto"/>
@@ -2600,31 +2627,7 @@
         </w:tc>
         <w:tc>
           <w:tcPr>
-            <w:tcW w:w="630" w:type="dxa"/>
-            <w:tcBorders>
-              <w:top w:val="single" w:sz="4" w:space="0" w:color="auto"/>
-              <w:bottom w:val="single" w:sz="4" w:space="0" w:color="auto"/>
-            </w:tcBorders>
-            <w:vAlign w:val="center"/>
-          </w:tcPr>
-          <w:p>
-            <w:pPr>
-              <w:bidi/>
-              <w:jc w:val="left"/>
-              <w:rPr>
-                <w:rFonts w:cs="B Nazanin"/>
-                <w:sz w:val="24"/>
-                <w:szCs w:val="24"/>
-                <w:rtl/>
-                <w:lang w:bidi="ar-SA"/>
-              </w:rPr>
-            </w:pPr>
-          </w:p>
-        </w:tc>
-        <w:tc>
-          <w:tcPr>
-            <w:tcW w:w="1167" w:type="dxa"/>
-            <w:gridSpan w:val="2"/>
+            <w:tcW w:w="712" w:type="dxa"/>
             <w:tcBorders>
               <w:top w:val="single" w:sz="4" w:space="0" w:color="auto"/>
               <w:bottom w:val="single" w:sz="4" w:space="0" w:color="auto"/>
@@ -2818,18 +2821,17 @@
         <w:tc>
           <w:tcPr>
             <w:tcW w:w="10490" w:type="dxa"/>
-            <w:gridSpan w:val="20"/>
+            <w:gridSpan w:val="21"/>
             <w:tcBorders>
               <w:top w:val="single" w:sz="12" w:space="0" w:color="auto"/>
               <w:bottom w:val="single" w:sz="12" w:space="0" w:color="auto"/>
             </w:tcBorders>
             <w:shd w:val="clear" w:color="auto" w:fill="F2F2F2"/>
-            <w:vAlign w:val="center"/>
-          </w:tcPr>
-          <w:p>
-            <w:pPr>
-              <w:bidi/>
-              <w:jc w:val="center"/>
+          </w:tcPr>
+          <w:p>
+            <w:pPr>
+              <w:bidi/>
+              <w:jc w:val="left"/>
               <w:rPr>
                 <w:b/>
                 <w:bCs/>
@@ -2849,11 +2851,22 @@
               </w:rPr>
               <w:t xml:space="preserve">بازدید قبل از عملیات:               </w:t>
             </w:r>
-          </w:p>
-          <w:p>
-            <w:pPr>
-              <w:bidi/>
-              <w:jc w:val="center"/>
+            <w:r>
+              <w:rPr>
+                <w:rFonts w:cs="B Nazanin" w:hint="cs"/>
+                <w:b/>
+                <w:bCs/>
+                <w:sz w:val="22"/>
+                <w:szCs w:val="22"/>
+                <w:rtl/>
+              </w:rPr>
+              <w:t xml:space="preserve"> </w:t>
+            </w:r>
+          </w:p>
+          <w:p>
+            <w:pPr>
+              <w:bidi/>
+              <w:jc w:val="left"/>
               <w:rPr>
                 <w:rFonts w:cs="B Nazanin"/>
                 <w:b/>
@@ -2874,7 +2887,7 @@
         <w:tc>
           <w:tcPr>
             <w:tcW w:w="5632" w:type="dxa"/>
-            <w:gridSpan w:val="10"/>
+            <w:gridSpan w:val="11"/>
             <w:tcBorders>
               <w:top w:val="single" w:sz="4" w:space="0" w:color="auto"/>
             </w:tcBorders>
@@ -2901,7 +2914,7 @@
                 <w:rtl/>
                 <w:lang w:bidi="ar-SA"/>
               </w:rPr>
-              <w:t xml:space="preserve">تعداد پرسنل اعزامی </w:t>
+              <w:t xml:space="preserve">تعداد پرسنل اعزامی:   </w:t>
             </w:r>
           </w:p>
         </w:tc>
@@ -2937,6 +2950,15 @@
                 <w:lang w:bidi="ar-SA"/>
               </w:rPr>
               <w:t xml:space="preserve">تعداد روز ماموریت: </w:t>
+            </w:r>
+            <w:r>
+              <w:rPr>
+                <w:rFonts w:cs="B Nazanin"/>
+                <w:sz w:val="24"/>
+                <w:szCs w:val="24"/>
+                <w:lang w:bidi="ar-SA"/>
+              </w:rPr>
+              <w:t xml:space="preserve">    </w:t>
             </w:r>
           </w:p>
         </w:tc>
@@ -2949,7 +2971,7 @@
         <w:tc>
           <w:tcPr>
             <w:tcW w:w="10490" w:type="dxa"/>
-            <w:gridSpan w:val="20"/>
+            <w:gridSpan w:val="21"/>
             <w:tcBorders>
               <w:bottom w:val="single" w:sz="12" w:space="0" w:color="auto"/>
             </w:tcBorders>
@@ -2989,7 +3011,7 @@
         <w:tc>
           <w:tcPr>
             <w:tcW w:w="10490" w:type="dxa"/>
-            <w:gridSpan w:val="20"/>
+            <w:gridSpan w:val="21"/>
             <w:tcBorders>
               <w:top w:val="single" w:sz="12" w:space="0" w:color="auto"/>
               <w:bottom w:val="single" w:sz="4" w:space="0" w:color="auto"/>
@@ -3030,8 +3052,8 @@
         </w:trPr>
         <w:tc>
           <w:tcPr>
-            <w:tcW w:w="1845" w:type="dxa"/>
-            <w:gridSpan w:val="2"/>
+            <w:tcW w:w="2212" w:type="dxa"/>
+            <w:gridSpan w:val="3"/>
             <w:tcBorders>
               <w:top w:val="single" w:sz="4" w:space="0" w:color="auto"/>
               <w:bottom w:val="single" w:sz="4" w:space="0" w:color="auto"/>
@@ -3064,7 +3086,7 @@
         </w:tc>
         <w:tc>
           <w:tcPr>
-            <w:tcW w:w="3787" w:type="dxa"/>
+            <w:tcW w:w="3420" w:type="dxa"/>
             <w:gridSpan w:val="8"/>
             <w:tcBorders>
               <w:top w:val="single" w:sz="4" w:space="0" w:color="auto"/>
@@ -3152,8 +3174,8 @@
         </w:trPr>
         <w:tc>
           <w:tcPr>
-            <w:tcW w:w="1845" w:type="dxa"/>
-            <w:gridSpan w:val="2"/>
+            <w:tcW w:w="2212" w:type="dxa"/>
+            <w:gridSpan w:val="3"/>
             <w:tcBorders>
               <w:top w:val="single" w:sz="4" w:space="0" w:color="auto"/>
               <w:bottom w:val="single" w:sz="4" w:space="0" w:color="auto"/>
@@ -3187,7 +3209,7 @@
         </w:tc>
         <w:tc>
           <w:tcPr>
-            <w:tcW w:w="3787" w:type="dxa"/>
+            <w:tcW w:w="3420" w:type="dxa"/>
             <w:gridSpan w:val="8"/>
             <w:tcBorders>
               <w:top w:val="single" w:sz="4" w:space="0" w:color="auto"/>
@@ -3275,8 +3297,8 @@
         </w:trPr>
         <w:tc>
           <w:tcPr>
-            <w:tcW w:w="1845" w:type="dxa"/>
-            <w:gridSpan w:val="2"/>
+            <w:tcW w:w="2212" w:type="dxa"/>
+            <w:gridSpan w:val="3"/>
             <w:tcBorders>
               <w:top w:val="single" w:sz="4" w:space="0" w:color="auto"/>
               <w:bottom w:val="single" w:sz="4" w:space="0" w:color="auto"/>
@@ -3318,7 +3340,7 @@
         </w:tc>
         <w:tc>
           <w:tcPr>
-            <w:tcW w:w="3787" w:type="dxa"/>
+            <w:tcW w:w="3420" w:type="dxa"/>
             <w:gridSpan w:val="8"/>
             <w:tcBorders>
               <w:top w:val="single" w:sz="4" w:space="0" w:color="auto"/>
@@ -3401,8 +3423,8 @@
         </w:trPr>
         <w:tc>
           <w:tcPr>
-            <w:tcW w:w="1845" w:type="dxa"/>
-            <w:gridSpan w:val="2"/>
+            <w:tcW w:w="2212" w:type="dxa"/>
+            <w:gridSpan w:val="3"/>
             <w:tcBorders>
               <w:top w:val="single" w:sz="4" w:space="0" w:color="auto"/>
               <w:left w:val="single" w:sz="12" w:space="0" w:color="auto"/>
@@ -3438,7 +3460,7 @@
         </w:tc>
         <w:tc>
           <w:tcPr>
-            <w:tcW w:w="3787" w:type="dxa"/>
+            <w:tcW w:w="3420" w:type="dxa"/>
             <w:gridSpan w:val="8"/>
             <w:tcBorders>
               <w:top w:val="single" w:sz="4" w:space="0" w:color="auto"/>
@@ -3538,8 +3560,8 @@
         </w:trPr>
         <w:tc>
           <w:tcPr>
-            <w:tcW w:w="1845" w:type="dxa"/>
-            <w:gridSpan w:val="2"/>
+            <w:tcW w:w="2212" w:type="dxa"/>
+            <w:gridSpan w:val="3"/>
             <w:tcBorders>
               <w:top w:val="single" w:sz="4" w:space="0" w:color="auto"/>
               <w:left w:val="single" w:sz="12" w:space="0" w:color="auto"/>
@@ -3573,7 +3595,7 @@
         </w:tc>
         <w:tc>
           <w:tcPr>
-            <w:tcW w:w="8645" w:type="dxa"/>
+            <w:tcW w:w="8278" w:type="dxa"/>
             <w:gridSpan w:val="18"/>
             <w:tcBorders>
               <w:top w:val="single" w:sz="4" w:space="0" w:color="auto"/>
@@ -3602,8 +3624,8 @@
         </w:trPr>
         <w:tc>
           <w:tcPr>
-            <w:tcW w:w="1845" w:type="dxa"/>
-            <w:gridSpan w:val="2"/>
+            <w:tcW w:w="2212" w:type="dxa"/>
+            <w:gridSpan w:val="3"/>
             <w:tcBorders>
               <w:top w:val="single" w:sz="4" w:space="0" w:color="auto"/>
               <w:bottom w:val="single" w:sz="4" w:space="0" w:color="auto"/>
@@ -3629,7 +3651,7 @@
         </w:tc>
         <w:tc>
           <w:tcPr>
-            <w:tcW w:w="3787" w:type="dxa"/>
+            <w:tcW w:w="3420" w:type="dxa"/>
             <w:gridSpan w:val="8"/>
             <w:tcBorders>
               <w:top w:val="single" w:sz="4" w:space="0" w:color="auto"/>
@@ -3745,8 +3767,8 @@
         </w:trPr>
         <w:tc>
           <w:tcPr>
-            <w:tcW w:w="1845" w:type="dxa"/>
-            <w:gridSpan w:val="2"/>
+            <w:tcW w:w="2212" w:type="dxa"/>
+            <w:gridSpan w:val="3"/>
             <w:tcBorders>
               <w:top w:val="single" w:sz="4" w:space="0" w:color="auto"/>
               <w:bottom w:val="single" w:sz="12" w:space="0" w:color="auto"/>
@@ -3793,7 +3815,7 @@
         </w:tc>
         <w:tc>
           <w:tcPr>
-            <w:tcW w:w="3787" w:type="dxa"/>
+            <w:tcW w:w="3420" w:type="dxa"/>
             <w:gridSpan w:val="8"/>
             <w:tcBorders>
               <w:top w:val="single" w:sz="4" w:space="0" w:color="auto"/>
@@ -3893,7 +3915,7 @@
         <w:tc>
           <w:tcPr>
             <w:tcW w:w="10490" w:type="dxa"/>
-            <w:gridSpan w:val="20"/>
+            <w:gridSpan w:val="21"/>
             <w:tcBorders>
               <w:top w:val="single" w:sz="12" w:space="0" w:color="auto"/>
               <w:bottom w:val="single" w:sz="12" w:space="0" w:color="auto"/>
@@ -4031,8 +4053,8 @@
             </w:tblPr>
             <w:tblGrid>
               <w:gridCol w:w="3554"/>
-              <w:gridCol w:w="2976"/>
-              <w:gridCol w:w="1134"/>
+              <w:gridCol w:w="2574"/>
+              <w:gridCol w:w="1536"/>
               <w:gridCol w:w="2567"/>
             </w:tblGrid>
             <w:tr>
@@ -4053,7 +4075,7 @@
               </w:tc>
               <w:tc>
                 <w:tcPr>
-                  <w:tcW w:w="2976" w:type="dxa"/>
+                  <w:tcW w:w="2574" w:type="dxa"/>
                   <w:shd w:val="clear" w:color="auto" w:fill="D9D9D9" w:themeFill="background1" w:themeFillShade="D9"/>
                 </w:tcPr>
                 <w:p>
@@ -4080,7 +4102,7 @@
               </w:tc>
               <w:tc>
                 <w:tcPr>
-                  <w:tcW w:w="1134" w:type="dxa"/>
+                  <w:tcW w:w="1536" w:type="dxa"/>
                   <w:shd w:val="clear" w:color="auto" w:fill="D9D9D9" w:themeFill="background1" w:themeFillShade="D9"/>
                 </w:tcPr>
                 <w:p>
@@ -4179,7 +4201,7 @@
               </w:tc>
               <w:tc>
                 <w:tcPr>
-                  <w:tcW w:w="2976" w:type="dxa"/>
+                  <w:tcW w:w="2574" w:type="dxa"/>
                 </w:tcPr>
                 <w:p>
                   <w:pPr>
@@ -4193,7 +4215,7 @@
               </w:tc>
               <w:tc>
                 <w:tcPr>
-                  <w:tcW w:w="1134" w:type="dxa"/>
+                  <w:tcW w:w="1536" w:type="dxa"/>
                 </w:tcPr>
                 <w:p>
                   <w:pPr>
@@ -4273,7 +4295,7 @@
               </w:tc>
               <w:tc>
                 <w:tcPr>
-                  <w:tcW w:w="2976" w:type="dxa"/>
+                  <w:tcW w:w="2574" w:type="dxa"/>
                 </w:tcPr>
                 <w:p>
                   <w:pPr>
@@ -4287,7 +4309,7 @@
               </w:tc>
               <w:tc>
                 <w:tcPr>
-                  <w:tcW w:w="1134" w:type="dxa"/>
+                  <w:tcW w:w="1536" w:type="dxa"/>
                 </w:tcPr>
                 <w:p>
                   <w:pPr>
@@ -4369,7 +4391,7 @@
               </w:tc>
               <w:tc>
                 <w:tcPr>
-                  <w:tcW w:w="2976" w:type="dxa"/>
+                  <w:tcW w:w="2574" w:type="dxa"/>
                 </w:tcPr>
                 <w:p>
                   <w:pPr>
@@ -4383,7 +4405,7 @@
               </w:tc>
               <w:tc>
                 <w:tcPr>
-                  <w:tcW w:w="1134" w:type="dxa"/>
+                  <w:tcW w:w="1536" w:type="dxa"/>
                 </w:tcPr>
                 <w:p>
                   <w:pPr>
@@ -4464,7 +4486,7 @@
               </w:tc>
               <w:tc>
                 <w:tcPr>
-                  <w:tcW w:w="2976" w:type="dxa"/>
+                  <w:tcW w:w="2574" w:type="dxa"/>
                 </w:tcPr>
                 <w:p>
                   <w:pPr>
@@ -4478,7 +4500,7 @@
               </w:tc>
               <w:tc>
                 <w:tcPr>
-                  <w:tcW w:w="1134" w:type="dxa"/>
+                  <w:tcW w:w="1536" w:type="dxa"/>
                 </w:tcPr>
                 <w:p>
                   <w:pPr>
@@ -4529,7 +4551,7 @@
               </w:tc>
               <w:tc>
                 <w:tcPr>
-                  <w:tcW w:w="2976" w:type="dxa"/>
+                  <w:tcW w:w="2574" w:type="dxa"/>
                 </w:tcPr>
                 <w:p>
                   <w:pPr>
@@ -4543,7 +4565,7 @@
               </w:tc>
               <w:tc>
                 <w:tcPr>
-                  <w:tcW w:w="1134" w:type="dxa"/>
+                  <w:tcW w:w="1536" w:type="dxa"/>
                 </w:tcPr>
                 <w:p>
                   <w:pPr>
@@ -4605,7 +4627,7 @@
               </w:tc>
               <w:tc>
                 <w:tcPr>
-                  <w:tcW w:w="2976" w:type="dxa"/>
+                  <w:tcW w:w="2574" w:type="dxa"/>
                 </w:tcPr>
                 <w:p>
                   <w:pPr>
@@ -4619,7 +4641,7 @@
               </w:tc>
               <w:tc>
                 <w:tcPr>
-                  <w:tcW w:w="1134" w:type="dxa"/>
+                  <w:tcW w:w="1536" w:type="dxa"/>
                 </w:tcPr>
                 <w:p>
                   <w:pPr>

--- a/receive_source/templates_docx/receive_specification_template.docx
+++ b/receive_source/templates_docx/receive_specification_template.docx
@@ -1101,7 +1101,36 @@
                 <w:rtl/>
                 <w:lang w:bidi="ar-SA"/>
               </w:rPr>
-              <w:t xml:space="preserve">  :</w:t>
+              <w:t xml:space="preserve"> </w:t>
+            </w:r>
+            <w:r>
+              <w:rPr>
+                <w:rFonts w:cs="B Nazanin"/>
+                <w:sz w:val="22"/>
+                <w:szCs w:val="22"/>
+                <w:lang w:bidi="ar-SA"/>
+              </w:rPr>
+              <w:t>Km</w:t>
+            </w:r>
+            <w:r>
+              <w:rPr>
+                <w:rFonts w:cs="B Nazanin" w:hint="cs"/>
+                <w:sz w:val="22"/>
+                <w:szCs w:val="22"/>
+                <w:rtl/>
+                <w:lang w:bidi="ar-SA"/>
+              </w:rPr>
+              <w:t xml:space="preserve"> </w:t>
+            </w:r>
+            <w:r>
+              <w:rPr>
+                <w:rFonts w:cs="B Nazanin" w:hint="cs"/>
+                <w:sz w:val="24"/>
+                <w:szCs w:val="24"/>
+                <w:rtl/>
+                <w:lang w:bidi="ar-SA"/>
+              </w:rPr>
+              <w:t>:</w:t>
             </w:r>
           </w:p>
         </w:tc>
@@ -2827,11 +2856,12 @@
               <w:bottom w:val="single" w:sz="12" w:space="0" w:color="auto"/>
             </w:tcBorders>
             <w:shd w:val="clear" w:color="auto" w:fill="F2F2F2"/>
-          </w:tcPr>
-          <w:p>
-            <w:pPr>
-              <w:bidi/>
-              <w:jc w:val="left"/>
+            <w:vAlign w:val="center"/>
+          </w:tcPr>
+          <w:p>
+            <w:pPr>
+              <w:bidi/>
+              <w:jc w:val="center"/>
               <w:rPr>
                 <w:b/>
                 <w:bCs/>
@@ -2862,11 +2892,80 @@
               </w:rPr>
               <w:t xml:space="preserve"> </w:t>
             </w:r>
-          </w:p>
-          <w:p>
-            <w:pPr>
-              <w:bidi/>
-              <w:jc w:val="left"/>
+            <w:r>
+              <w:rPr>
+                <w:rFonts w:cs="B Nazanin" w:hint="cs"/>
+                <w:b/>
+                <w:bCs/>
+                <w:sz w:val="22"/>
+                <w:szCs w:val="22"/>
+                <w:lang w:bidi="ar-SA"/>
+              </w:rPr>
+              <w:sym w:font="Wingdings" w:char="F06F"/>
+            </w:r>
+            <w:r>
+              <w:rPr>
+                <w:rFonts w:cs="B Nazanin" w:hint="cs"/>
+                <w:b/>
+                <w:bCs/>
+                <w:sz w:val="22"/>
+                <w:szCs w:val="22"/>
+                <w:rtl/>
+                <w:lang w:bidi="ar-SA"/>
+              </w:rPr>
+              <w:t xml:space="preserve"> </w:t>
+            </w:r>
+            <w:r>
+              <w:rPr>
+                <w:rFonts w:cs="B Nazanin" w:hint="cs"/>
+                <w:b/>
+                <w:bCs/>
+                <w:sz w:val="22"/>
+                <w:szCs w:val="22"/>
+                <w:rtl/>
+              </w:rPr>
+              <w:t xml:space="preserve">لازم است         </w:t>
+            </w:r>
+            <w:r>
+              <w:rPr>
+                <w:rFonts w:cs="B Nazanin" w:hint="cs"/>
+                <w:b/>
+                <w:bCs/>
+                <w:sz w:val="22"/>
+                <w:szCs w:val="22"/>
+                <w:rtl/>
+                <w:lang w:bidi="ar-SA"/>
+              </w:rPr>
+              <w:t xml:space="preserve">  </w:t>
+            </w:r>
+            <w:r>
+              <w:rPr>
+                <w:rFonts w:cs="B Nazanin" w:hint="cs"/>
+                <w:b/>
+                <w:bCs/>
+                <w:sz w:val="22"/>
+                <w:szCs w:val="22"/>
+                <w:lang w:bidi="ar-SA"/>
+              </w:rPr>
+              <w:sym w:font="Wingdings" w:char="F06F"/>
+            </w:r>
+            <w:r>
+              <w:rPr>
+                <w:rFonts w:cs="B Nazanin" w:hint="cs"/>
+                <w:b/>
+                <w:bCs/>
+                <w:sz w:val="22"/>
+                <w:szCs w:val="22"/>
+                <w:rtl/>
+                <w:lang w:bidi="ar-SA"/>
+              </w:rPr>
+              <w:t xml:space="preserve"> لازم نیست</w:t>
+            </w:r>
+          </w:p>
+          <w:p>
+            <w:pPr>
+              <w:bidi/>
+              <w:jc w:val="center"/>
               <w:rPr>
                 <w:rFonts w:cs="B Nazanin"/>
                 <w:b/>
@@ -2914,7 +3013,7 @@
                 <w:rtl/>
                 <w:lang w:bidi="ar-SA"/>
               </w:rPr>
-              <w:t xml:space="preserve">تعداد پرسنل اعزامی:   </w:t>
+              <w:t xml:space="preserve">تعداد پرسنل اعزامی:   کارشناس:  .......... تکنسین: .........  راننده: .......... </w:t>
             </w:r>
           </w:p>
         </w:tc>
@@ -2949,16 +3048,7 @@
                 <w:rtl/>
                 <w:lang w:bidi="ar-SA"/>
               </w:rPr>
-              <w:t xml:space="preserve">تعداد روز ماموریت: </w:t>
-            </w:r>
-            <w:r>
-              <w:rPr>
-                <w:rFonts w:cs="B Nazanin"/>
-                <w:sz w:val="24"/>
-                <w:szCs w:val="24"/>
-                <w:lang w:bidi="ar-SA"/>
-              </w:rPr>
-              <w:t xml:space="preserve">    </w:t>
+              <w:t>تعداد روز ماموریت: ......... روز</w:t>
             </w:r>
           </w:p>
         </w:tc>
@@ -3000,6 +3090,63 @@
               </w:rPr>
               <w:t xml:space="preserve">وسیله نقلیه جهت بازدید: </w:t>
             </w:r>
+            <w:r>
+              <w:rPr>
+                <w:rFonts w:cs="B Nazanin" w:hint="cs"/>
+                <w:sz w:val="24"/>
+                <w:szCs w:val="24"/>
+                <w:lang w:bidi="ar-SA"/>
+              </w:rPr>
+              <w:sym w:font="Wingdings" w:char="F06F"/>
+            </w:r>
+            <w:r>
+              <w:rPr>
+                <w:rFonts w:cs="B Nazanin" w:hint="cs"/>
+                <w:sz w:val="24"/>
+                <w:szCs w:val="24"/>
+                <w:rtl/>
+                <w:lang w:bidi="ar-SA"/>
+              </w:rPr>
+              <w:t xml:space="preserve"> بنزینی    </w:t>
+            </w:r>
+            <w:r>
+              <w:rPr>
+                <w:rFonts w:cs="B Nazanin" w:hint="cs"/>
+                <w:sz w:val="24"/>
+                <w:szCs w:val="24"/>
+                <w:lang w:bidi="ar-SA"/>
+              </w:rPr>
+              <w:sym w:font="Wingdings" w:char="F06F"/>
+            </w:r>
+            <w:r>
+              <w:rPr>
+                <w:rFonts w:cs="B Nazanin" w:hint="cs"/>
+                <w:sz w:val="24"/>
+                <w:szCs w:val="24"/>
+                <w:rtl/>
+                <w:lang w:bidi="ar-SA"/>
+              </w:rPr>
+              <w:t xml:space="preserve"> گازوئیلی     </w:t>
+            </w:r>
+            <w:r>
+              <w:rPr>
+                <w:rFonts w:cs="B Nazanin" w:hint="cs"/>
+                <w:sz w:val="24"/>
+                <w:szCs w:val="24"/>
+                <w:lang w:bidi="ar-SA"/>
+              </w:rPr>
+              <w:sym w:font="Wingdings" w:char="F06F"/>
+            </w:r>
+            <w:r>
+              <w:rPr>
+                <w:rFonts w:cs="B Nazanin" w:hint="cs"/>
+                <w:sz w:val="24"/>
+                <w:szCs w:val="24"/>
+                <w:rtl/>
+                <w:lang w:bidi="ar-SA"/>
+              </w:rPr>
+              <w:t xml:space="preserve"> هواپیما      </w:t>
+            </w:r>
           </w:p>
         </w:tc>
       </w:tr>
@@ -3105,6 +3252,16 @@
                 <w:lang w:bidi="ar-SA"/>
               </w:rPr>
             </w:pPr>
+            <w:r>
+              <w:rPr>
+                <w:rFonts w:cs="B Nazanin" w:hint="cs"/>
+                <w:sz w:val="24"/>
+                <w:szCs w:val="24"/>
+                <w:rtl/>
+                <w:lang w:bidi="ar-SA"/>
+              </w:rPr>
+              <w:t>کارشناس:..........  تکنسین: .........  راننده: ..........</w:t>
+            </w:r>
           </w:p>
         </w:tc>
         <w:tc>
@@ -3164,6 +3321,16 @@
                 <w:szCs w:val="24"/>
               </w:rPr>
             </w:pPr>
+            <w:r>
+              <w:rPr>
+                <w:rFonts w:cs="B Nazanin" w:hint="cs"/>
+                <w:sz w:val="24"/>
+                <w:szCs w:val="24"/>
+                <w:rtl/>
+                <w:lang w:bidi="ar-SA"/>
+              </w:rPr>
+              <w:t>......... روز</w:t>
+            </w:r>
           </w:p>
         </w:tc>
       </w:tr>
@@ -3229,6 +3396,73 @@
                 <w:lang w:bidi="ar-SA"/>
               </w:rPr>
             </w:pPr>
+            <w:r>
+              <w:rPr>
+                <w:rFonts w:cs="B Nazanin" w:hint="cs"/>
+                <w:sz w:val="24"/>
+                <w:szCs w:val="24"/>
+                <w:rtl/>
+                <w:lang w:bidi="ar-SA"/>
+              </w:rPr>
+              <w:t xml:space="preserve">    </w:t>
+            </w:r>
+            <w:r>
+              <w:rPr>
+                <w:rFonts w:cs="B Nazanin" w:hint="cs"/>
+                <w:sz w:val="24"/>
+                <w:szCs w:val="24"/>
+                <w:lang w:bidi="ar-SA"/>
+              </w:rPr>
+              <w:sym w:font="Wingdings" w:char="F06F"/>
+            </w:r>
+            <w:r>
+              <w:rPr>
+                <w:rFonts w:cs="B Nazanin" w:hint="cs"/>
+                <w:sz w:val="24"/>
+                <w:szCs w:val="24"/>
+                <w:rtl/>
+                <w:lang w:bidi="ar-SA"/>
+              </w:rPr>
+              <w:t xml:space="preserve"> بنزینی    </w:t>
+            </w:r>
+            <w:r>
+              <w:rPr>
+                <w:rFonts w:cs="B Nazanin" w:hint="cs"/>
+                <w:sz w:val="24"/>
+                <w:szCs w:val="24"/>
+                <w:lang w:bidi="ar-SA"/>
+              </w:rPr>
+              <w:sym w:font="Wingdings" w:char="F06F"/>
+            </w:r>
+            <w:r>
+              <w:rPr>
+                <w:rFonts w:cs="B Nazanin" w:hint="cs"/>
+                <w:sz w:val="24"/>
+                <w:szCs w:val="24"/>
+                <w:rtl/>
+                <w:lang w:bidi="ar-SA"/>
+              </w:rPr>
+              <w:t xml:space="preserve"> گازوئیلی     </w:t>
+            </w:r>
+            <w:r>
+              <w:rPr>
+                <w:rFonts w:cs="B Nazanin" w:hint="cs"/>
+                <w:sz w:val="24"/>
+                <w:szCs w:val="24"/>
+                <w:lang w:bidi="ar-SA"/>
+              </w:rPr>
+              <w:sym w:font="Wingdings" w:char="F06F"/>
+            </w:r>
+            <w:r>
+              <w:rPr>
+                <w:rFonts w:cs="B Nazanin" w:hint="cs"/>
+                <w:sz w:val="24"/>
+                <w:szCs w:val="24"/>
+                <w:rtl/>
+                <w:lang w:bidi="ar-SA"/>
+              </w:rPr>
+              <w:t xml:space="preserve"> هواپیما      </w:t>
+            </w:r>
           </w:p>
         </w:tc>
         <w:tc>
@@ -3287,6 +3521,63 @@
                 <w:lang w:bidi="ar-SA"/>
               </w:rPr>
             </w:pPr>
+            <w:r>
+              <w:rPr>
+                <w:rFonts w:cs="B Nazanin" w:hint="cs"/>
+                <w:sz w:val="24"/>
+                <w:szCs w:val="24"/>
+                <w:lang w:bidi="ar-SA"/>
+              </w:rPr>
+              <w:sym w:font="Wingdings" w:char="F06F"/>
+            </w:r>
+            <w:r>
+              <w:rPr>
+                <w:rFonts w:cs="B Nazanin" w:hint="cs"/>
+                <w:sz w:val="24"/>
+                <w:szCs w:val="24"/>
+                <w:rtl/>
+                <w:lang w:bidi="ar-SA"/>
+              </w:rPr>
+              <w:t xml:space="preserve"> عادی     </w:t>
+            </w:r>
+            <w:r>
+              <w:rPr>
+                <w:rFonts w:cs="B Nazanin" w:hint="cs"/>
+                <w:sz w:val="24"/>
+                <w:szCs w:val="24"/>
+                <w:lang w:bidi="ar-SA"/>
+              </w:rPr>
+              <w:sym w:font="Wingdings" w:char="F06F"/>
+            </w:r>
+            <w:r>
+              <w:rPr>
+                <w:rFonts w:cs="B Nazanin" w:hint="cs"/>
+                <w:sz w:val="24"/>
+                <w:szCs w:val="24"/>
+                <w:rtl/>
+                <w:lang w:bidi="ar-SA"/>
+              </w:rPr>
+              <w:t xml:space="preserve"> متوسط       </w:t>
+            </w:r>
+            <w:r>
+              <w:rPr>
+                <w:rFonts w:cs="B Nazanin" w:hint="cs"/>
+                <w:sz w:val="24"/>
+                <w:szCs w:val="24"/>
+                <w:lang w:bidi="ar-SA"/>
+              </w:rPr>
+              <w:sym w:font="Wingdings" w:char="F06F"/>
+            </w:r>
+            <w:r>
+              <w:rPr>
+                <w:rFonts w:cs="B Nazanin" w:hint="cs"/>
+                <w:sz w:val="24"/>
+                <w:szCs w:val="24"/>
+                <w:rtl/>
+                <w:lang w:bidi="ar-SA"/>
+              </w:rPr>
+              <w:t xml:space="preserve">   سخت      </w:t>
+            </w:r>
           </w:p>
         </w:tc>
       </w:tr>
@@ -4053,8 +4344,8 @@
             </w:tblPr>
             <w:tblGrid>
               <w:gridCol w:w="3554"/>
-              <w:gridCol w:w="2574"/>
-              <w:gridCol w:w="1536"/>
+              <w:gridCol w:w="2484"/>
+              <w:gridCol w:w="1626"/>
               <w:gridCol w:w="2567"/>
             </w:tblGrid>
             <w:tr>
@@ -4075,7 +4366,7 @@
               </w:tc>
               <w:tc>
                 <w:tcPr>
-                  <w:tcW w:w="2574" w:type="dxa"/>
+                  <w:tcW w:w="2484" w:type="dxa"/>
                   <w:shd w:val="clear" w:color="auto" w:fill="D9D9D9" w:themeFill="background1" w:themeFillShade="D9"/>
                 </w:tcPr>
                 <w:p>
@@ -4102,7 +4393,7 @@
               </w:tc>
               <w:tc>
                 <w:tcPr>
-                  <w:tcW w:w="1536" w:type="dxa"/>
+                  <w:tcW w:w="1626" w:type="dxa"/>
                   <w:shd w:val="clear" w:color="auto" w:fill="D9D9D9" w:themeFill="background1" w:themeFillShade="D9"/>
                 </w:tcPr>
                 <w:p>
@@ -4201,7 +4492,7 @@
               </w:tc>
               <w:tc>
                 <w:tcPr>
-                  <w:tcW w:w="2574" w:type="dxa"/>
+                  <w:tcW w:w="2484" w:type="dxa"/>
                 </w:tcPr>
                 <w:p>
                   <w:pPr>
@@ -4215,7 +4506,7 @@
               </w:tc>
               <w:tc>
                 <w:tcPr>
-                  <w:tcW w:w="1536" w:type="dxa"/>
+                  <w:tcW w:w="1626" w:type="dxa"/>
                 </w:tcPr>
                 <w:p>
                   <w:pPr>
@@ -4295,7 +4586,7 @@
               </w:tc>
               <w:tc>
                 <w:tcPr>
-                  <w:tcW w:w="2574" w:type="dxa"/>
+                  <w:tcW w:w="2484" w:type="dxa"/>
                 </w:tcPr>
                 <w:p>
                   <w:pPr>
@@ -4309,7 +4600,7 @@
               </w:tc>
               <w:tc>
                 <w:tcPr>
-                  <w:tcW w:w="1536" w:type="dxa"/>
+                  <w:tcW w:w="1626" w:type="dxa"/>
                 </w:tcPr>
                 <w:p>
                   <w:pPr>
@@ -4391,7 +4682,7 @@
               </w:tc>
               <w:tc>
                 <w:tcPr>
-                  <w:tcW w:w="2574" w:type="dxa"/>
+                  <w:tcW w:w="2484" w:type="dxa"/>
                 </w:tcPr>
                 <w:p>
                   <w:pPr>
@@ -4405,7 +4696,7 @@
               </w:tc>
               <w:tc>
                 <w:tcPr>
-                  <w:tcW w:w="1536" w:type="dxa"/>
+                  <w:tcW w:w="1626" w:type="dxa"/>
                 </w:tcPr>
                 <w:p>
                   <w:pPr>
@@ -4486,7 +4777,7 @@
               </w:tc>
               <w:tc>
                 <w:tcPr>
-                  <w:tcW w:w="2574" w:type="dxa"/>
+                  <w:tcW w:w="2484" w:type="dxa"/>
                 </w:tcPr>
                 <w:p>
                   <w:pPr>
@@ -4500,7 +4791,7 @@
               </w:tc>
               <w:tc>
                 <w:tcPr>
-                  <w:tcW w:w="1536" w:type="dxa"/>
+                  <w:tcW w:w="1626" w:type="dxa"/>
                 </w:tcPr>
                 <w:p>
                   <w:pPr>
@@ -4551,7 +4842,7 @@
               </w:tc>
               <w:tc>
                 <w:tcPr>
-                  <w:tcW w:w="2574" w:type="dxa"/>
+                  <w:tcW w:w="2484" w:type="dxa"/>
                 </w:tcPr>
                 <w:p>
                   <w:pPr>
@@ -4565,7 +4856,7 @@
               </w:tc>
               <w:tc>
                 <w:tcPr>
-                  <w:tcW w:w="1536" w:type="dxa"/>
+                  <w:tcW w:w="1626" w:type="dxa"/>
                 </w:tcPr>
                 <w:p>
                   <w:pPr>
@@ -4627,7 +4918,7 @@
               </w:tc>
               <w:tc>
                 <w:tcPr>
-                  <w:tcW w:w="2574" w:type="dxa"/>
+                  <w:tcW w:w="2484" w:type="dxa"/>
                 </w:tcPr>
                 <w:p>
                   <w:pPr>
@@ -4641,7 +4932,7 @@
               </w:tc>
               <w:tc>
                 <w:tcPr>
-                  <w:tcW w:w="1536" w:type="dxa"/>
+                  <w:tcW w:w="1626" w:type="dxa"/>
                 </w:tcPr>
                 <w:p>
                   <w:pPr>
